--- a/resources/Holiday_Inn_Express_ShangHai.docx
+++ b/resources/Holiday_Inn_Express_ShangHai.docx
@@ -1,6 +1,6 @@
 
 <file path=word/document.xml><?xml version="1.0" encoding="utf-8"?>
-<w:document xmlns:wpc="http://schemas.microsoft.com/office/word/2010/wordprocessingCanvas" xmlns:cx="http://schemas.microsoft.com/office/drawing/2014/chartex" xmlns:cx1="http://schemas.microsoft.com/office/drawing/2015/9/8/chartex" xmlns:cx2="http://schemas.microsoft.com/office/drawing/2015/10/21/chartex" xmlns:cx3="http://schemas.microsoft.com/office/drawing/2016/5/9/chartex" xmlns:cx4="http://schemas.microsoft.com/office/drawing/2016/5/10/chartex" xmlns:cx5="http://schemas.microsoft.com/office/drawing/2016/5/11/chartex" xmlns:cx6="http://schemas.microsoft.com/office/drawing/2016/5/12/chartex" xmlns:cx7="http://schemas.microsoft.com/office/drawing/2016/5/13/chartex" xmlns:cx8="http://schemas.microsoft.com/office/drawing/2016/5/14/chartex" xmlns:mc="http://schemas.openxmlformats.org/markup-compatibility/2006" xmlns:aink="http://schemas.microsoft.com/office/drawing/2016/ink" xmlns:am3d="http://schemas.microsoft.com/office/drawing/2017/model3d" xmlns:o="urn:schemas-microsoft-com:office:office" xmlns:r="http://schemas.openxmlformats.org/officeDocument/2006/relationships" xmlns:m="http://schemas.openxmlformats.org/officeDocument/2006/math" xmlns:v="urn:schemas-microsoft-com:vml" xmlns:wp14="http://schemas.microsoft.com/office/word/2010/wordprocessingDrawing" xmlns:wp="http://schemas.openxmlformats.org/drawingml/2006/wordprocessingDrawing" xmlns:w10="urn:schemas-microsoft-com:office:word" xmlns:w="http://schemas.openxmlformats.org/wordprocessingml/2006/main" xmlns:w14="http://schemas.microsoft.com/office/word/2010/wordml" xmlns:w15="http://schemas.microsoft.com/office/word/2012/wordml" xmlns:w16cex="http://schemas.microsoft.com/office/word/2018/wordml/cex" xmlns:w16cid="http://schemas.microsoft.com/office/word/2016/wordml/cid" xmlns:w16="http://schemas.microsoft.com/office/word/2018/wordml" xmlns:w16sdtdh="http://schemas.microsoft.com/office/word/2020/wordml/sdtdatahash" xmlns:w16se="http://schemas.microsoft.com/office/word/2015/wordml/symex" xmlns:wpg="http://schemas.microsoft.com/office/word/2010/wordprocessingGroup" xmlns:wpi="http://schemas.microsoft.com/office/word/2010/wordprocessingInk" xmlns:wne="http://schemas.microsoft.com/office/word/2006/wordml" xmlns:wps="http://schemas.microsoft.com/office/word/2010/wordprocessingShape" mc:Ignorable="w14 w15 w16se w16cid w16 w16cex w16sdtdh wp14">
+<w:document xmlns:wpc="http://schemas.microsoft.com/office/word/2010/wordprocessingCanvas" xmlns:cx="http://schemas.microsoft.com/office/drawing/2014/chartex" xmlns:cx1="http://schemas.microsoft.com/office/drawing/2015/9/8/chartex" xmlns:cx2="http://schemas.microsoft.com/office/drawing/2015/10/21/chartex" xmlns:cx3="http://schemas.microsoft.com/office/drawing/2016/5/9/chartex" xmlns:cx4="http://schemas.microsoft.com/office/drawing/2016/5/10/chartex" xmlns:cx5="http://schemas.microsoft.com/office/drawing/2016/5/11/chartex" xmlns:cx6="http://schemas.microsoft.com/office/drawing/2016/5/12/chartex" xmlns:cx7="http://schemas.microsoft.com/office/drawing/2016/5/13/chartex" xmlns:cx8="http://schemas.microsoft.com/office/drawing/2016/5/14/chartex" xmlns:mc="http://schemas.openxmlformats.org/markup-compatibility/2006" xmlns:aink="http://schemas.microsoft.com/office/drawing/2016/ink" xmlns:am3d="http://schemas.microsoft.com/office/drawing/2017/model3d" xmlns:o="urn:schemas-microsoft-com:office:office" xmlns:oel="http://schemas.microsoft.com/office/2019/extlst" xmlns:r="http://schemas.openxmlformats.org/officeDocument/2006/relationships" xmlns:m="http://schemas.openxmlformats.org/officeDocument/2006/math" xmlns:v="urn:schemas-microsoft-com:vml" xmlns:wp14="http://schemas.microsoft.com/office/word/2010/wordprocessingDrawing" xmlns:wp="http://schemas.openxmlformats.org/drawingml/2006/wordprocessingDrawing" xmlns:w10="urn:schemas-microsoft-com:office:word" xmlns:w="http://schemas.openxmlformats.org/wordprocessingml/2006/main" xmlns:w14="http://schemas.microsoft.com/office/word/2010/wordml" xmlns:w15="http://schemas.microsoft.com/office/word/2012/wordml" xmlns:w16cex="http://schemas.microsoft.com/office/word/2018/wordml/cex" xmlns:w16cid="http://schemas.microsoft.com/office/word/2016/wordml/cid" xmlns:w16="http://schemas.microsoft.com/office/word/2018/wordml" xmlns:w16du="http://schemas.microsoft.com/office/word/2023/wordml/word16du" xmlns:w16sdtdh="http://schemas.microsoft.com/office/word/2020/wordml/sdtdatahash" xmlns:w16sdtfl="http://schemas.microsoft.com/office/word/2024/wordml/sdtformatlock" xmlns:w16se="http://schemas.microsoft.com/office/word/2015/wordml/symex" xmlns:wpg="http://schemas.microsoft.com/office/word/2010/wordprocessingGroup" xmlns:wpi="http://schemas.microsoft.com/office/word/2010/wordprocessingInk" xmlns:wne="http://schemas.microsoft.com/office/word/2006/wordml" xmlns:wps="http://schemas.microsoft.com/office/word/2010/wordprocessingShape" mc:Ignorable="w14 w15 w16se w16cid w16 w16cex w16sdtdh w16sdtfl w16du wp14">
   <w:body>
     <w:p>
       <w:pPr>
@@ -144,35 +144,7 @@
           <w:rFonts w:ascii="Arial" w:hAnsi="Arial"/>
           <w:b/>
         </w:rPr>
-        <w:t>Đ</w:t>
-      </w:r>
-      <w:r>
-        <w:rPr>
-          <w:rFonts w:ascii="Arial" w:hAnsi="Arial"/>
-          <w:b/>
-        </w:rPr>
-        <w:t>ị</w:t>
-      </w:r>
-      <w:r>
-        <w:rPr>
-          <w:rFonts w:ascii="Arial" w:hAnsi="Arial"/>
-          <w:b/>
-        </w:rPr>
-        <w:t>a ch</w:t>
-      </w:r>
-      <w:r>
-        <w:rPr>
-          <w:rFonts w:ascii="Arial" w:hAnsi="Arial"/>
-          <w:b/>
-        </w:rPr>
-        <w:t>ỉ</w:t>
-      </w:r>
-      <w:r>
-        <w:rPr>
-          <w:rFonts w:ascii="Arial" w:hAnsi="Arial"/>
-          <w:b/>
-        </w:rPr>
-        <w:t>:</w:t>
+        <w:t>Địa chỉ:</w:t>
       </w:r>
       <w:r>
         <w:rPr>
@@ -244,21 +216,7 @@
           <w:spacing w:val="-4"/>
           <w:sz w:val="16"/>
         </w:rPr>
-        <w:t>Qu</w:t>
-      </w:r>
-      <w:r>
-        <w:rPr>
-          <w:spacing w:val="-4"/>
-          <w:sz w:val="16"/>
-        </w:rPr>
-        <w:t>ố</w:t>
-      </w:r>
-      <w:r>
-        <w:rPr>
-          <w:spacing w:val="-4"/>
-          <w:sz w:val="16"/>
-        </w:rPr>
-        <w:t>c</w:t>
+        <w:t>Quốc</w:t>
       </w:r>
     </w:p>
     <w:p>
@@ -275,23 +233,7 @@
           <w:b/>
           <w:sz w:val="16"/>
         </w:rPr>
-        <w:t>Đi</w:t>
-      </w:r>
-      <w:r>
-        <w:rPr>
-          <w:rFonts w:ascii="Arial" w:hAnsi="Arial"/>
-          <w:b/>
-          <w:sz w:val="16"/>
-        </w:rPr>
-        <w:t>ệ</w:t>
-      </w:r>
-      <w:r>
-        <w:rPr>
-          <w:rFonts w:ascii="Arial" w:hAnsi="Arial"/>
-          <w:b/>
-          <w:sz w:val="16"/>
-        </w:rPr>
-        <w:t>n</w:t>
+        <w:t>Điện</w:t>
       </w:r>
       <w:r>
         <w:rPr>
@@ -308,23 +250,7 @@
           <w:b/>
           <w:sz w:val="16"/>
         </w:rPr>
-        <w:t>tho</w:t>
-      </w:r>
-      <w:r>
-        <w:rPr>
-          <w:rFonts w:ascii="Arial" w:hAnsi="Arial"/>
-          <w:b/>
-          <w:sz w:val="16"/>
-        </w:rPr>
-        <w:t>ạ</w:t>
-      </w:r>
-      <w:r>
-        <w:rPr>
-          <w:rFonts w:ascii="Arial" w:hAnsi="Arial"/>
-          <w:b/>
-          <w:sz w:val="16"/>
-        </w:rPr>
-        <w:t>i:</w:t>
+        <w:t>thoại:</w:t>
       </w:r>
       <w:r>
         <w:rPr>
@@ -389,13 +315,7 @@
         <w:ind w:left="320"/>
       </w:pPr>
       <w:r>
-        <w:t>T</w:t>
-      </w:r>
-      <w:r>
-        <w:t>ọ</w:t>
-      </w:r>
-      <w:r>
-        <w:t>a</w:t>
+        <w:t>Tọa</w:t>
       </w:r>
       <w:r>
         <w:rPr>
@@ -404,10 +324,7 @@
         <w:t xml:space="preserve"> </w:t>
       </w:r>
       <w:r>
-        <w:t>đ</w:t>
-      </w:r>
-      <w:r>
-        <w:t>ộ</w:t>
+        <w:t>độ</w:t>
       </w:r>
       <w:r>
         <w:rPr>
@@ -494,19 +411,7 @@
         <w:rPr>
           <w:sz w:val="10"/>
         </w:rPr>
-        <w:t>NH</w:t>
-      </w:r>
-      <w:r>
-        <w:rPr>
-          <w:sz w:val="10"/>
-        </w:rPr>
-        <w:t>Ậ</w:t>
-      </w:r>
-      <w:r>
-        <w:rPr>
-          <w:sz w:val="10"/>
-        </w:rPr>
-        <w:t>N</w:t>
+        <w:t>NHẬN</w:t>
       </w:r>
       <w:r>
         <w:rPr>
@@ -665,14 +570,7 @@
           <w:w w:val="85"/>
           <w:sz w:val="10"/>
         </w:rPr>
-        <w:t>TR</w:t>
-      </w:r>
-      <w:r>
-        <w:rPr>
-          <w:w w:val="85"/>
-          <w:sz w:val="10"/>
-        </w:rPr>
-        <w:t>Ả</w:t>
+        <w:t>TRẢ</w:t>
       </w:r>
       <w:r>
         <w:rPr>
@@ -782,19 +680,7 @@
         <w:rPr>
           <w:w w:val="110"/>
         </w:rPr>
-        <w:t>t</w:t>
-      </w:r>
-      <w:r>
-        <w:rPr>
-          <w:w w:val="110"/>
-        </w:rPr>
-        <w:t>ớ</w:t>
-      </w:r>
-      <w:r>
-        <w:rPr>
-          <w:w w:val="110"/>
-        </w:rPr>
-        <w:t>i</w:t>
+        <w:t>tới</w:t>
       </w:r>
       <w:r>
         <w:rPr>
@@ -860,9 +746,29 @@
         <w:pStyle w:val="Heading1"/>
         <w:ind w:left="0" w:right="17"/>
       </w:pPr>
-      <w:r>
-        <w:t>{{ names | length }}</w:t>
-      </w:r>
+      <w:bookmarkStart w:id="0" w:name="_Hlk230447543"/>
+      <w:r>
+        <w:t xml:space="preserve">{{ </w:t>
+      </w:r>
+      <w:r>
+        <w:rPr>
+          <w:lang w:val="en-US"/>
+        </w:rPr>
+        <w:t>(</w:t>
+      </w:r>
+      <w:r>
+        <w:t xml:space="preserve">names | length </w:t>
+      </w:r>
+      <w:r>
+        <w:rPr>
+          <w:lang w:val="en-US"/>
+        </w:rPr>
+        <w:t>+ 1) // 2</w:t>
+      </w:r>
+      <w:r>
+        <w:t>}}</w:t>
+      </w:r>
+      <w:bookmarkEnd w:id="0"/>
     </w:p>
     <w:p>
       <w:pPr>
@@ -889,19 +795,7 @@
         <w:rPr>
           <w:sz w:val="10"/>
         </w:rPr>
-        <w:t>C</w:t>
-      </w:r>
-      <w:r>
-        <w:rPr>
-          <w:sz w:val="10"/>
-        </w:rPr>
-        <w:t>Ủ</w:t>
-      </w:r>
-      <w:r>
-        <w:rPr>
-          <w:sz w:val="10"/>
-        </w:rPr>
-        <w:t>A</w:t>
+        <w:t>CỦA</w:t>
       </w:r>
       <w:r>
         <w:rPr>
@@ -915,21 +809,7 @@
           <w:spacing w:val="-5"/>
           <w:sz w:val="10"/>
         </w:rPr>
-        <w:t>B</w:t>
-      </w:r>
-      <w:r>
-        <w:rPr>
-          <w:spacing w:val="-5"/>
-          <w:sz w:val="10"/>
-        </w:rPr>
-        <w:t>Ạ</w:t>
-      </w:r>
-      <w:r>
-        <w:rPr>
-          <w:spacing w:val="-5"/>
-          <w:sz w:val="10"/>
-        </w:rPr>
-        <w:t>N</w:t>
+        <w:t>BẠN</w:t>
       </w:r>
     </w:p>
     <w:p>
@@ -942,8 +822,9 @@
       <w:r>
         <w:rPr>
           <w:w w:val="110"/>
-        </w:rPr>
-        <w:t>4</w:t>
+          <w:lang w:val="en-US"/>
+        </w:rPr>
+        <w:t>{{names | length}}</w:t>
       </w:r>
       <w:r>
         <w:rPr>
@@ -956,19 +837,7 @@
         <w:rPr>
           <w:w w:val="110"/>
         </w:rPr>
-        <w:t>ngư</w:t>
-      </w:r>
-      <w:r>
-        <w:rPr>
-          <w:w w:val="110"/>
-        </w:rPr>
-        <w:t>ờ</w:t>
-      </w:r>
-      <w:r>
-        <w:rPr>
-          <w:w w:val="110"/>
-        </w:rPr>
-        <w:t>i</w:t>
+        <w:t>người</w:t>
       </w:r>
       <w:r>
         <w:rPr>
@@ -982,21 +851,7 @@
           <w:spacing w:val="-5"/>
           <w:w w:val="110"/>
         </w:rPr>
-        <w:t>l</w:t>
-      </w:r>
-      <w:r>
-        <w:rPr>
-          <w:spacing w:val="-5"/>
-          <w:w w:val="110"/>
-        </w:rPr>
-        <w:t>ớ</w:t>
-      </w:r>
-      <w:r>
-        <w:rPr>
-          <w:spacing w:val="-5"/>
-          <w:w w:val="110"/>
-        </w:rPr>
-        <w:t>n</w:t>
+        <w:t>lớn</w:t>
       </w:r>
     </w:p>
     <w:p>
@@ -1004,7 +859,12 @@
         <w:pStyle w:val="BodyText"/>
         <w:jc w:val="center"/>
         <w:sectPr>
-          <w:headerReference w:type="default" r:id="rId6"/>
+          <w:headerReference w:type="even" r:id="rId6"/>
+          <w:headerReference w:type="default" r:id="rId7"/>
+          <w:footerReference w:type="even" r:id="rId8"/>
+          <w:footerReference w:type="default" r:id="rId9"/>
+          <w:headerReference w:type="first" r:id="rId10"/>
+          <w:footerReference w:type="first" r:id="rId11"/>
           <w:pgSz w:w="11910" w:h="16850"/>
           <w:pgMar w:top="1100" w:right="850" w:bottom="280" w:left="566" w:header="361" w:footer="0" w:gutter="0"/>
           <w:cols w:num="5" w:space="720" w:equalWidth="0">
@@ -1032,7 +892,25 @@
         <w:ind w:left="269"/>
       </w:pPr>
       <w:r>
-        <w:t>{{ names | length }}</w:t>
+        <w:t xml:space="preserve">{{ </w:t>
+      </w:r>
+      <w:r>
+        <w:rPr>
+          <w:lang w:val="en-US"/>
+        </w:rPr>
+        <w:t>(</w:t>
+      </w:r>
+      <w:r>
+        <w:t>names | length</w:t>
+      </w:r>
+      <w:r>
+        <w:rPr>
+          <w:lang w:val="en-US"/>
+        </w:rPr>
+        <w:t xml:space="preserve"> + 1) //2</w:t>
+      </w:r>
+      <w:r>
+        <w:t>}}</w:t>
       </w:r>
       <w:r>
         <w:rPr>
@@ -1064,14 +942,39 @@
         </w:rPr>
         <w:t xml:space="preserve"> </w:t>
       </w:r>
+      <w:bookmarkStart w:id="1" w:name="_Hlk230447592"/>
       <w:r>
         <w:rPr>
           <w:spacing w:val="-2"/>
           <w:w w:val="105"/>
           <w:lang w:val="en-US"/>
         </w:rPr>
-        <w:t>{{ ((names| length) * unit_of_hotel) | vnd }}</w:t>
-      </w:r>
+        <w:t>{{ (</w:t>
+      </w:r>
+      <w:r>
+        <w:rPr>
+          <w:lang w:val="en-US"/>
+        </w:rPr>
+        <w:t>(</w:t>
+      </w:r>
+      <w:r>
+        <w:t>names | length</w:t>
+      </w:r>
+      <w:r>
+        <w:rPr>
+          <w:lang w:val="en-US"/>
+        </w:rPr>
+        <w:t xml:space="preserve"> + 1) // 2</w:t>
+      </w:r>
+      <w:r>
+        <w:rPr>
+          <w:spacing w:val="-2"/>
+          <w:w w:val="105"/>
+          <w:lang w:val="en-US"/>
+        </w:rPr>
+        <w:t xml:space="preserve"> * unit_of_hotel) | vnd }}</w:t>
+      </w:r>
+      <w:bookmarkEnd w:id="1"/>
     </w:p>
     <w:p>
       <w:pPr>
@@ -1112,13 +1015,7 @@
         <w:rPr>
           <w:w w:val="105"/>
         </w:rPr>
-        <w:t>Thu</w:t>
-      </w:r>
-      <w:r>
-        <w:rPr>
-          <w:w w:val="105"/>
-        </w:rPr>
-        <w:t>ế</w:t>
+        <w:t>Thuế</w:t>
       </w:r>
       <w:r>
         <w:rPr>
@@ -1150,14 +1047,16 @@
         </w:rPr>
         <w:t xml:space="preserve"> </w:t>
       </w:r>
+      <w:bookmarkStart w:id="2" w:name="_Hlk230447603"/>
       <w:r>
         <w:rPr>
           <w:spacing w:val="-2"/>
           <w:w w:val="105"/>
           <w:lang w:val="en-US"/>
         </w:rPr>
-        <w:t>{{ ((names| length) * unit_of_hotel * 0.06) | vnd }}</w:t>
-      </w:r>
+        <w:t>{{ ((names| length + 1 ) // 2 * unit_of_hotel * 0.06) | vnd }}</w:t>
+      </w:r>
+      <w:bookmarkEnd w:id="2"/>
     </w:p>
     <w:p>
       <w:pPr>
@@ -1253,13 +1152,7 @@
         <w:t xml:space="preserve"> </w:t>
       </w:r>
       <w:r>
-        <w:t>cu</w:t>
-      </w:r>
-      <w:r>
-        <w:t>ố</w:t>
-      </w:r>
-      <w:r>
-        <w:t>i</w:t>
+        <w:t>cuối</w:t>
       </w:r>
       <w:r>
         <w:rPr>
@@ -1277,13 +1170,7 @@
         <w:t xml:space="preserve"> </w:t>
       </w:r>
       <w:r>
-        <w:t>đư</w:t>
-      </w:r>
-      <w:r>
-        <w:t>ợ</w:t>
-      </w:r>
-      <w:r>
-        <w:t>c</w:t>
+        <w:t>được</w:t>
       </w:r>
       <w:r>
         <w:rPr>
@@ -1292,13 +1179,7 @@
         <w:t xml:space="preserve"> </w:t>
       </w:r>
       <w:r>
-        <w:t>hi</w:t>
-      </w:r>
-      <w:r>
-        <w:t>ể</w:t>
-      </w:r>
-      <w:r>
-        <w:t>n</w:t>
+        <w:t>hiển</w:t>
       </w:r>
       <w:r>
         <w:rPr>
@@ -1307,10 +1188,7 @@
         <w:t xml:space="preserve"> </w:t>
       </w:r>
       <w:r>
-        <w:t>th</w:t>
-      </w:r>
-      <w:r>
-        <w:t>ị</w:t>
+        <w:t>thị</w:t>
       </w:r>
       <w:r>
         <w:rPr>
@@ -1328,10 +1206,7 @@
         <w:t xml:space="preserve"> </w:t>
       </w:r>
       <w:r>
-        <w:t>s</w:t>
-      </w:r>
-      <w:r>
-        <w:t>ố</w:t>
+        <w:t>số</w:t>
       </w:r>
       <w:r>
         <w:rPr>
@@ -1340,13 +1215,7 @@
         <w:t xml:space="preserve"> </w:t>
       </w:r>
       <w:r>
-        <w:t>ti</w:t>
-      </w:r>
-      <w:r>
-        <w:t>ề</w:t>
-      </w:r>
-      <w:r>
-        <w:t>n</w:t>
+        <w:t>tiền</w:t>
       </w:r>
       <w:r>
         <w:rPr>
@@ -1355,13 +1224,7 @@
         <w:t xml:space="preserve"> </w:t>
       </w:r>
       <w:r>
-        <w:t>b</w:t>
-      </w:r>
-      <w:r>
-        <w:t>ạ</w:t>
-      </w:r>
-      <w:r>
-        <w:t>n</w:t>
+        <w:t>bạn</w:t>
       </w:r>
       <w:r>
         <w:rPr>
@@ -1370,10 +1233,7 @@
         <w:t xml:space="preserve"> </w:t>
       </w:r>
       <w:r>
-        <w:t>s</w:t>
-      </w:r>
-      <w:r>
-        <w:t>ẽ</w:t>
+        <w:t>sẽ</w:t>
       </w:r>
       <w:r>
         <w:rPr>
@@ -1409,10 +1269,7 @@
         <w:t xml:space="preserve"> </w:t>
       </w:r>
       <w:r>
-        <w:t>ch</w:t>
-      </w:r>
-      <w:r>
-        <w:t>ỗ</w:t>
+        <w:t>chỗ</w:t>
       </w:r>
       <w:r>
         <w:rPr>
@@ -1424,19 +1281,7 @@
         <w:rPr>
           <w:spacing w:val="-2"/>
         </w:rPr>
-        <w:t>ngh</w:t>
-      </w:r>
-      <w:r>
-        <w:rPr>
-          <w:spacing w:val="-2"/>
-        </w:rPr>
-        <w:t>ỉ</w:t>
-      </w:r>
-      <w:r>
-        <w:rPr>
-          <w:spacing w:val="-2"/>
-        </w:rPr>
-        <w:t>.</w:t>
+        <w:t>nghỉ.</w:t>
       </w:r>
     </w:p>
     <w:p>
@@ -1527,19 +1372,7 @@
         <w:rPr>
           <w:w w:val="105"/>
         </w:rPr>
-        <w:t>b</w:t>
-      </w:r>
-      <w:r>
-        <w:rPr>
-          <w:w w:val="105"/>
-        </w:rPr>
-        <w:t>ấ</w:t>
-      </w:r>
-      <w:r>
-        <w:rPr>
-          <w:w w:val="105"/>
-        </w:rPr>
-        <w:t>t</w:t>
+        <w:t>bất</w:t>
       </w:r>
       <w:r>
         <w:rPr>
@@ -1552,13 +1385,7 @@
         <w:rPr>
           <w:w w:val="105"/>
         </w:rPr>
-        <w:t>k</w:t>
-      </w:r>
-      <w:r>
-        <w:rPr>
-          <w:w w:val="105"/>
-        </w:rPr>
-        <w:t>ỳ</w:t>
+        <w:t>kỳ</w:t>
       </w:r>
       <w:r>
         <w:rPr>
@@ -1571,19 +1398,7 @@
         <w:rPr>
           <w:w w:val="105"/>
         </w:rPr>
-        <w:t>đ</w:t>
-      </w:r>
-      <w:r>
-        <w:rPr>
-          <w:w w:val="105"/>
-        </w:rPr>
-        <w:t>ặ</w:t>
-      </w:r>
-      <w:r>
-        <w:rPr>
-          <w:w w:val="105"/>
-        </w:rPr>
-        <w:t>t</w:t>
+        <w:t>đặt</w:t>
       </w:r>
       <w:r>
         <w:rPr>
@@ -1661,19 +1476,7 @@
         <w:rPr>
           <w:w w:val="105"/>
         </w:rPr>
-        <w:t>b</w:t>
-      </w:r>
-      <w:r>
-        <w:rPr>
-          <w:w w:val="105"/>
-        </w:rPr>
-        <w:t>ấ</w:t>
-      </w:r>
-      <w:r>
-        <w:rPr>
-          <w:w w:val="105"/>
-        </w:rPr>
-        <w:t>t</w:t>
+        <w:t>bất</w:t>
       </w:r>
       <w:r>
         <w:rPr>
@@ -1686,13 +1489,7 @@
         <w:rPr>
           <w:w w:val="105"/>
         </w:rPr>
-        <w:t>k</w:t>
-      </w:r>
-      <w:r>
-        <w:rPr>
-          <w:w w:val="105"/>
-        </w:rPr>
-        <w:t>ỳ</w:t>
+        <w:t>kỳ</w:t>
       </w:r>
       <w:r>
         <w:rPr>
@@ -1771,13 +1568,7 @@
         <w:rPr>
           <w:w w:val="105"/>
         </w:rPr>
-        <w:t>v</w:t>
-      </w:r>
-      <w:r>
-        <w:rPr>
-          <w:w w:val="105"/>
-        </w:rPr>
-        <w:t>ị</w:t>
+        <w:t>vị</w:t>
       </w:r>
       <w:r>
         <w:rPr>
@@ -1816,13 +1607,7 @@
         <w:rPr>
           <w:w w:val="105"/>
         </w:rPr>
-        <w:t>th</w:t>
-      </w:r>
-      <w:r>
-        <w:rPr>
-          <w:w w:val="105"/>
-        </w:rPr>
-        <w:t>ẻ</w:t>
+        <w:t>thẻ</w:t>
       </w:r>
       <w:r>
         <w:rPr>
@@ -1835,19 +1620,7 @@
         <w:rPr>
           <w:w w:val="105"/>
         </w:rPr>
-        <w:t>c</w:t>
-      </w:r>
-      <w:r>
-        <w:rPr>
-          <w:w w:val="105"/>
-        </w:rPr>
-        <w:t>ủ</w:t>
-      </w:r>
-      <w:r>
-        <w:rPr>
-          <w:w w:val="105"/>
-        </w:rPr>
-        <w:t>a</w:t>
+        <w:t>của</w:t>
       </w:r>
       <w:r>
         <w:rPr>
@@ -1860,19 +1633,7 @@
         <w:rPr>
           <w:w w:val="105"/>
         </w:rPr>
-        <w:t>b</w:t>
-      </w:r>
-      <w:r>
-        <w:rPr>
-          <w:w w:val="105"/>
-        </w:rPr>
-        <w:t>ạ</w:t>
-      </w:r>
-      <w:r>
-        <w:rPr>
-          <w:w w:val="105"/>
-        </w:rPr>
-        <w:t>n</w:t>
+        <w:t>bạn</w:t>
       </w:r>
       <w:r>
         <w:rPr>
@@ -1898,13 +1659,7 @@
         <w:rPr>
           <w:w w:val="105"/>
         </w:rPr>
-        <w:t>th</w:t>
-      </w:r>
-      <w:r>
-        <w:rPr>
-          <w:w w:val="105"/>
-        </w:rPr>
-        <w:t>ể</w:t>
+        <w:t>thể</w:t>
       </w:r>
       <w:r>
         <w:rPr>
@@ -1956,19 +1711,7 @@
         <w:rPr>
           <w:w w:val="105"/>
         </w:rPr>
-        <w:t>d</w:t>
-      </w:r>
-      <w:r>
-        <w:rPr>
-          <w:w w:val="105"/>
-        </w:rPr>
-        <w:t>ị</w:t>
-      </w:r>
-      <w:r>
-        <w:rPr>
-          <w:w w:val="105"/>
-        </w:rPr>
-        <w:t>ch</w:t>
+        <w:t>dịch</w:t>
       </w:r>
       <w:r>
         <w:rPr>
@@ -1981,19 +1724,7 @@
         <w:rPr>
           <w:w w:val="105"/>
         </w:rPr>
-        <w:t>ngo</w:t>
-      </w:r>
-      <w:r>
-        <w:rPr>
-          <w:w w:val="105"/>
-        </w:rPr>
-        <w:t>ạ</w:t>
-      </w:r>
-      <w:r>
-        <w:rPr>
-          <w:w w:val="105"/>
-        </w:rPr>
-        <w:t>i</w:t>
+        <w:t>ngoại</w:t>
       </w:r>
       <w:r>
         <w:rPr>
@@ -2007,21 +1738,7 @@
           <w:spacing w:val="-4"/>
           <w:w w:val="105"/>
         </w:rPr>
-        <w:t>h</w:t>
-      </w:r>
-      <w:r>
-        <w:rPr>
-          <w:spacing w:val="-4"/>
-          <w:w w:val="105"/>
-        </w:rPr>
-        <w:t>ố</w:t>
-      </w:r>
-      <w:r>
-        <w:rPr>
-          <w:spacing w:val="-4"/>
-          <w:w w:val="105"/>
-        </w:rPr>
-        <w:t>i.</w:t>
+        <w:t>hối.</w:t>
       </w:r>
     </w:p>
     <w:p>
@@ -2073,43 +1790,7 @@
         <w:rPr>
           <w:w w:val="105"/>
         </w:rPr>
-        <w:t>Holiday Inn Express Shanghai Pujiang Lianhang Road, an IHG Hotel x</w:t>
-      </w:r>
-      <w:r>
-        <w:rPr>
-          <w:w w:val="105"/>
-        </w:rPr>
-        <w:t>ử</w:t>
-      </w:r>
-      <w:r>
-        <w:rPr>
-          <w:w w:val="105"/>
-        </w:rPr>
-        <w:t xml:space="preserve"> lý t</w:t>
-      </w:r>
-      <w:r>
-        <w:rPr>
-          <w:w w:val="105"/>
-        </w:rPr>
-        <w:t>ấ</w:t>
-      </w:r>
-      <w:r>
-        <w:rPr>
-          <w:w w:val="105"/>
-        </w:rPr>
-        <w:t>t c</w:t>
-      </w:r>
-      <w:r>
-        <w:rPr>
-          <w:w w:val="105"/>
-        </w:rPr>
-        <w:t>ả</w:t>
-      </w:r>
-      <w:r>
-        <w:rPr>
-          <w:w w:val="105"/>
-        </w:rPr>
-        <w:t xml:space="preserve"> thanh toán.</w:t>
+        <w:t>Holiday Inn Express Shanghai Pujiang Lianhang Road, an IHG Hotel xử lý tất cả thanh toán.</w:t>
       </w:r>
       <w:r>
         <w:rPr>
@@ -2122,13 +1803,7 @@
         <w:rPr>
           <w:w w:val="105"/>
         </w:rPr>
-        <w:t>Ch</w:t>
-      </w:r>
-      <w:r>
-        <w:rPr>
-          <w:w w:val="105"/>
-        </w:rPr>
-        <w:t>ỗ</w:t>
+        <w:t>Chỗ</w:t>
       </w:r>
       <w:r>
         <w:rPr>
@@ -2141,19 +1816,7 @@
         <w:rPr>
           <w:w w:val="105"/>
         </w:rPr>
-        <w:t>ngh</w:t>
-      </w:r>
-      <w:r>
-        <w:rPr>
-          <w:w w:val="105"/>
-        </w:rPr>
-        <w:t>ỉ</w:t>
-      </w:r>
-      <w:r>
-        <w:rPr>
-          <w:w w:val="105"/>
-        </w:rPr>
-        <w:t xml:space="preserve"> này</w:t>
+        <w:t>nghỉ này</w:t>
       </w:r>
       <w:r>
         <w:rPr>
@@ -2166,19 +1829,7 @@
         <w:rPr>
           <w:w w:val="105"/>
         </w:rPr>
-        <w:t>ch</w:t>
-      </w:r>
-      <w:r>
-        <w:rPr>
-          <w:w w:val="105"/>
-        </w:rPr>
-        <w:t>ấ</w:t>
-      </w:r>
-      <w:r>
-        <w:rPr>
-          <w:w w:val="105"/>
-        </w:rPr>
-        <w:t>p</w:t>
+        <w:t>chấp</w:t>
       </w:r>
       <w:r>
         <w:rPr>
@@ -2191,19 +1842,7 @@
         <w:rPr>
           <w:w w:val="105"/>
         </w:rPr>
-        <w:t>nh</w:t>
-      </w:r>
-      <w:r>
-        <w:rPr>
-          <w:w w:val="105"/>
-        </w:rPr>
-        <w:t>ậ</w:t>
-      </w:r>
-      <w:r>
-        <w:rPr>
-          <w:w w:val="105"/>
-        </w:rPr>
-        <w:t>n</w:t>
+        <w:t>nhận</w:t>
       </w:r>
       <w:r>
         <w:rPr>
@@ -2242,19 +1881,7 @@
         <w:rPr>
           <w:w w:val="105"/>
         </w:rPr>
-        <w:t>th</w:t>
-      </w:r>
-      <w:r>
-        <w:rPr>
-          <w:w w:val="105"/>
-        </w:rPr>
-        <w:t>ứ</w:t>
-      </w:r>
-      <w:r>
-        <w:rPr>
-          <w:w w:val="105"/>
-        </w:rPr>
-        <w:t>c</w:t>
+        <w:t>thức</w:t>
       </w:r>
       <w:r>
         <w:rPr>
@@ -2320,10 +1947,7 @@
         <w:t xml:space="preserve"> </w:t>
       </w:r>
       <w:r>
-        <w:t>v</w:t>
-      </w:r>
-      <w:r>
-        <w:t>ề</w:t>
+        <w:t>về</w:t>
       </w:r>
       <w:r>
         <w:rPr>
@@ -2332,13 +1956,7 @@
         <w:t xml:space="preserve"> </w:t>
       </w:r>
       <w:r>
-        <w:t>ti</w:t>
-      </w:r>
-      <w:r>
-        <w:t>ề</w:t>
-      </w:r>
-      <w:r>
-        <w:t>n</w:t>
+        <w:t>tiền</w:t>
       </w:r>
       <w:r>
         <w:rPr>
@@ -2347,10 +1965,7 @@
         <w:t xml:space="preserve"> </w:t>
       </w:r>
       <w:r>
-        <w:t>t</w:t>
-      </w:r>
-      <w:r>
-        <w:t>ệ</w:t>
+        <w:t>tệ</w:t>
       </w:r>
       <w:r>
         <w:rPr>
@@ -2368,10 +1983,7 @@
         <w:t xml:space="preserve"> </w:t>
       </w:r>
       <w:r>
-        <w:t>t</w:t>
-      </w:r>
-      <w:r>
-        <w:t>ỉ</w:t>
+        <w:t>tỉ</w:t>
       </w:r>
       <w:r>
         <w:rPr>
@@ -2389,13 +2001,7 @@
         <w:t xml:space="preserve"> </w:t>
       </w:r>
       <w:r>
-        <w:t>h</w:t>
-      </w:r>
-      <w:r>
-        <w:t>ố</w:t>
-      </w:r>
-      <w:r>
-        <w:t>i</w:t>
+        <w:t>hối</w:t>
       </w:r>
       <w:r>
         <w:rPr>
@@ -2420,19 +2026,7 @@
         <w:rPr>
           <w:w w:val="105"/>
         </w:rPr>
-        <w:t>B</w:t>
-      </w:r>
-      <w:r>
-        <w:rPr>
-          <w:w w:val="105"/>
-        </w:rPr>
-        <w:t>ạ</w:t>
-      </w:r>
-      <w:r>
-        <w:rPr>
-          <w:w w:val="105"/>
-        </w:rPr>
-        <w:t>n</w:t>
+        <w:t>Bạn</w:t>
       </w:r>
       <w:r>
         <w:rPr>
@@ -2445,13 +2039,7 @@
         <w:rPr>
           <w:w w:val="105"/>
         </w:rPr>
-        <w:t>s</w:t>
-      </w:r>
-      <w:r>
-        <w:rPr>
-          <w:w w:val="105"/>
-        </w:rPr>
-        <w:t>ẽ</w:t>
+        <w:t>sẽ</w:t>
       </w:r>
       <w:r>
         <w:rPr>
@@ -2633,19 +2221,7 @@
         <w:rPr>
           <w:w w:val="105"/>
         </w:rPr>
-        <w:t>b</w:t>
-      </w:r>
-      <w:r>
-        <w:rPr>
-          <w:w w:val="105"/>
-        </w:rPr>
-        <w:t>ằ</w:t>
-      </w:r>
-      <w:r>
-        <w:rPr>
-          <w:w w:val="105"/>
-        </w:rPr>
-        <w:t>ng</w:t>
+        <w:t>bằng</w:t>
       </w:r>
       <w:r>
         <w:rPr>
@@ -2684,13 +2260,7 @@
         <w:rPr>
           <w:w w:val="105"/>
         </w:rPr>
-        <w:t>t</w:t>
-      </w:r>
-      <w:r>
-        <w:rPr>
-          <w:w w:val="105"/>
-        </w:rPr>
-        <w:t>ỷ</w:t>
+        <w:t>tỷ</w:t>
       </w:r>
       <w:r>
         <w:rPr>
@@ -2716,19 +2286,7 @@
         <w:rPr>
           <w:w w:val="105"/>
         </w:rPr>
-        <w:t>h</w:t>
-      </w:r>
-      <w:r>
-        <w:rPr>
-          <w:w w:val="105"/>
-        </w:rPr>
-        <w:t>ố</w:t>
-      </w:r>
-      <w:r>
-        <w:rPr>
-          <w:w w:val="105"/>
-        </w:rPr>
-        <w:t>i</w:t>
+        <w:t>hối</w:t>
       </w:r>
       <w:r>
         <w:rPr>
@@ -2806,13 +2364,7 @@
         <w:rPr>
           <w:w w:val="105"/>
         </w:rPr>
-        <w:t>S</w:t>
-      </w:r>
-      <w:r>
-        <w:rPr>
-          <w:w w:val="105"/>
-        </w:rPr>
-        <w:t>ố</w:t>
+        <w:t>Số</w:t>
       </w:r>
       <w:r>
         <w:rPr>
@@ -2825,19 +2377,7 @@
         <w:rPr>
           <w:w w:val="105"/>
         </w:rPr>
-        <w:t>ti</w:t>
-      </w:r>
-      <w:r>
-        <w:rPr>
-          <w:w w:val="105"/>
-        </w:rPr>
-        <w:t>ề</w:t>
-      </w:r>
-      <w:r>
-        <w:rPr>
-          <w:w w:val="105"/>
-        </w:rPr>
-        <w:t>n</w:t>
+        <w:t>tiền</w:t>
       </w:r>
       <w:r>
         <w:rPr>
@@ -2850,19 +2390,7 @@
         <w:rPr>
           <w:w w:val="105"/>
         </w:rPr>
-        <w:t>hi</w:t>
-      </w:r>
-      <w:r>
-        <w:rPr>
-          <w:w w:val="105"/>
-        </w:rPr>
-        <w:t>ể</w:t>
-      </w:r>
-      <w:r>
-        <w:rPr>
-          <w:w w:val="105"/>
-        </w:rPr>
-        <w:t>n</w:t>
+        <w:t>hiển</w:t>
       </w:r>
       <w:r>
         <w:rPr>
@@ -2875,13 +2403,7 @@
         <w:rPr>
           <w:w w:val="105"/>
         </w:rPr>
-        <w:t>th</w:t>
-      </w:r>
-      <w:r>
-        <w:rPr>
-          <w:w w:val="105"/>
-        </w:rPr>
-        <w:t>ị</w:t>
+        <w:t>thị</w:t>
       </w:r>
       <w:r>
         <w:rPr>
@@ -2894,19 +2416,7 @@
         <w:rPr>
           <w:w w:val="105"/>
         </w:rPr>
-        <w:t>b</w:t>
-      </w:r>
-      <w:r>
-        <w:rPr>
-          <w:w w:val="105"/>
-        </w:rPr>
-        <w:t>ằ</w:t>
-      </w:r>
-      <w:r>
-        <w:rPr>
-          <w:w w:val="105"/>
-        </w:rPr>
-        <w:t>ng</w:t>
+        <w:t>bằng</w:t>
       </w:r>
       <w:r>
         <w:rPr>
@@ -2932,13 +2442,7 @@
         <w:rPr>
           <w:w w:val="105"/>
         </w:rPr>
-        <w:t>ch</w:t>
-      </w:r>
-      <w:r>
-        <w:rPr>
-          <w:w w:val="105"/>
-        </w:rPr>
-        <w:t>ỉ</w:t>
+        <w:t>chỉ</w:t>
       </w:r>
       <w:r>
         <w:rPr>
@@ -2977,13 +2481,7 @@
         <w:rPr>
           <w:w w:val="105"/>
         </w:rPr>
-        <w:t>s</w:t>
-      </w:r>
-      <w:r>
-        <w:rPr>
-          <w:w w:val="105"/>
-        </w:rPr>
-        <w:t>ố</w:t>
+        <w:t>số</w:t>
       </w:r>
       <w:r>
         <w:rPr>
@@ -2996,19 +2494,7 @@
         <w:rPr>
           <w:w w:val="105"/>
         </w:rPr>
-        <w:t>ư</w:t>
-      </w:r>
-      <w:r>
-        <w:rPr>
-          <w:w w:val="105"/>
-        </w:rPr>
-        <w:t>ớ</w:t>
-      </w:r>
-      <w:r>
-        <w:rPr>
-          <w:w w:val="105"/>
-        </w:rPr>
-        <w:t>c</w:t>
+        <w:t>ước</w:t>
       </w:r>
       <w:r>
         <w:rPr>
@@ -3034,19 +2520,7 @@
         <w:rPr>
           <w:w w:val="105"/>
         </w:rPr>
-        <w:t>d</w:t>
-      </w:r>
-      <w:r>
-        <w:rPr>
-          <w:w w:val="105"/>
-        </w:rPr>
-        <w:t>ự</w:t>
-      </w:r>
-      <w:r>
-        <w:rPr>
-          <w:w w:val="105"/>
-        </w:rPr>
-        <w:t>a</w:t>
+        <w:t>dựa</w:t>
       </w:r>
       <w:r>
         <w:rPr>
@@ -3072,13 +2546,7 @@
         <w:rPr>
           <w:w w:val="105"/>
         </w:rPr>
-        <w:t>t</w:t>
-      </w:r>
-      <w:r>
-        <w:rPr>
-          <w:w w:val="105"/>
-        </w:rPr>
-        <w:t>ỷ</w:t>
+        <w:t>tỷ</w:t>
       </w:r>
       <w:r>
         <w:rPr>
@@ -3091,19 +2559,7 @@
         <w:rPr>
           <w:w w:val="105"/>
         </w:rPr>
-        <w:t>giá h</w:t>
-      </w:r>
-      <w:r>
-        <w:rPr>
-          <w:w w:val="105"/>
-        </w:rPr>
-        <w:t>ố</w:t>
-      </w:r>
-      <w:r>
-        <w:rPr>
-          <w:w w:val="105"/>
-        </w:rPr>
-        <w:t xml:space="preserve">i đoái </w:t>
+        <w:t xml:space="preserve">giá hối đoái </w:t>
       </w:r>
       <w:r>
         <w:rPr>
@@ -3157,10 +2613,7 @@
         <w:t xml:space="preserve"> </w:t>
       </w:r>
       <w:r>
-        <w:t>b</w:t>
-      </w:r>
-      <w:r>
-        <w:t>ổ</w:t>
+        <w:t>bổ</w:t>
       </w:r>
       <w:r>
         <w:rPr>
@@ -3250,19 +2703,7 @@
         <w:rPr>
           <w:w w:val="105"/>
         </w:rPr>
-        <w:t>kho</w:t>
-      </w:r>
-      <w:r>
-        <w:rPr>
-          <w:w w:val="105"/>
-        </w:rPr>
-        <w:t>ả</w:t>
-      </w:r>
-      <w:r>
-        <w:rPr>
-          <w:w w:val="105"/>
-        </w:rPr>
-        <w:t>n</w:t>
+        <w:t>khoản</w:t>
       </w:r>
       <w:r>
         <w:rPr>
@@ -3288,13 +2729,7 @@
         <w:rPr>
           <w:w w:val="105"/>
         </w:rPr>
-        <w:t>ph</w:t>
-      </w:r>
-      <w:r>
-        <w:rPr>
-          <w:w w:val="105"/>
-        </w:rPr>
-        <w:t>ụ</w:t>
+        <w:t>phụ</w:t>
       </w:r>
       <w:r>
         <w:rPr>
@@ -3333,19 +2768,7 @@
         <w:rPr>
           <w:w w:val="105"/>
         </w:rPr>
-        <w:t>d</w:t>
-      </w:r>
-      <w:r>
-        <w:rPr>
-          <w:w w:val="105"/>
-        </w:rPr>
-        <w:t>ụ</w:t>
-      </w:r>
-      <w:r>
-        <w:rPr>
-          <w:w w:val="105"/>
-        </w:rPr>
-        <w:t>:</w:t>
+        <w:t>dụ:</w:t>
       </w:r>
       <w:r>
         <w:rPr>
@@ -3371,19 +2794,7 @@
         <w:rPr>
           <w:w w:val="105"/>
         </w:rPr>
-        <w:t>giư</w:t>
-      </w:r>
-      <w:r>
-        <w:rPr>
-          <w:w w:val="105"/>
-        </w:rPr>
-        <w:t>ờ</w:t>
-      </w:r>
-      <w:r>
-        <w:rPr>
-          <w:w w:val="105"/>
-        </w:rPr>
-        <w:t>ng</w:t>
+        <w:t>giường</w:t>
       </w:r>
       <w:r>
         <w:rPr>
@@ -3396,19 +2807,7 @@
         <w:rPr>
           <w:w w:val="105"/>
         </w:rPr>
-        <w:t>ph</w:t>
-      </w:r>
-      <w:r>
-        <w:rPr>
-          <w:w w:val="105"/>
-        </w:rPr>
-        <w:t>ụ</w:t>
-      </w:r>
-      <w:r>
-        <w:rPr>
-          <w:w w:val="105"/>
-        </w:rPr>
-        <w:t>)</w:t>
+        <w:t>phụ)</w:t>
       </w:r>
       <w:r>
         <w:rPr>
@@ -3434,19 +2833,7 @@
         <w:rPr>
           <w:w w:val="105"/>
         </w:rPr>
-        <w:t>đư</w:t>
-      </w:r>
-      <w:r>
-        <w:rPr>
-          <w:w w:val="105"/>
-        </w:rPr>
-        <w:t>ợ</w:t>
-      </w:r>
-      <w:r>
-        <w:rPr>
-          <w:w w:val="105"/>
-        </w:rPr>
-        <w:t>c</w:t>
+        <w:t>được</w:t>
       </w:r>
       <w:r>
         <w:rPr>
@@ -3498,19 +2885,7 @@
         <w:rPr>
           <w:w w:val="105"/>
         </w:rPr>
-        <w:t>t</w:t>
-      </w:r>
-      <w:r>
-        <w:rPr>
-          <w:w w:val="105"/>
-        </w:rPr>
-        <w:t>ổ</w:t>
-      </w:r>
-      <w:r>
-        <w:rPr>
-          <w:w w:val="105"/>
-        </w:rPr>
-        <w:t>ng</w:t>
+        <w:t>tổng</w:t>
       </w:r>
       <w:r>
         <w:rPr>
@@ -3523,19 +2898,7 @@
         <w:rPr>
           <w:w w:val="105"/>
         </w:rPr>
-        <w:t>c</w:t>
-      </w:r>
-      <w:r>
-        <w:rPr>
-          <w:w w:val="105"/>
-        </w:rPr>
-        <w:t>ộ</w:t>
-      </w:r>
-      <w:r>
-        <w:rPr>
-          <w:w w:val="105"/>
-        </w:rPr>
-        <w:t>ng</w:t>
+        <w:t>cộng</w:t>
       </w:r>
       <w:r>
         <w:rPr>
@@ -3561,19 +2924,7 @@
         <w:rPr>
           <w:w w:val="105"/>
         </w:rPr>
-        <w:t>N</w:t>
-      </w:r>
-      <w:r>
-        <w:rPr>
-          <w:w w:val="105"/>
-        </w:rPr>
-        <w:t>ế</w:t>
-      </w:r>
-      <w:r>
-        <w:rPr>
-          <w:w w:val="105"/>
-        </w:rPr>
-        <w:t>u</w:t>
+        <w:t>Nếu</w:t>
       </w:r>
       <w:r>
         <w:rPr>
@@ -3586,19 +2937,7 @@
         <w:rPr>
           <w:w w:val="105"/>
         </w:rPr>
-        <w:t>b</w:t>
-      </w:r>
-      <w:r>
-        <w:rPr>
-          <w:w w:val="105"/>
-        </w:rPr>
-        <w:t>ạ</w:t>
-      </w:r>
-      <w:r>
-        <w:rPr>
-          <w:w w:val="105"/>
-        </w:rPr>
-        <w:t>n</w:t>
+        <w:t>bạn</w:t>
       </w:r>
       <w:r>
         <w:rPr>
@@ -3611,19 +2950,7 @@
         <w:rPr>
           <w:w w:val="105"/>
         </w:rPr>
-        <w:t>h</w:t>
-      </w:r>
-      <w:r>
-        <w:rPr>
-          <w:w w:val="105"/>
-        </w:rPr>
-        <w:t>ủ</w:t>
-      </w:r>
-      <w:r>
-        <w:rPr>
-          <w:w w:val="105"/>
-        </w:rPr>
-        <w:t>y,</w:t>
+        <w:t>hủy,</w:t>
       </w:r>
       <w:r>
         <w:rPr>
@@ -3636,13 +2963,7 @@
         <w:rPr>
           <w:w w:val="105"/>
         </w:rPr>
-        <w:t>ch</w:t>
-      </w:r>
-      <w:r>
-        <w:rPr>
-          <w:w w:val="105"/>
-        </w:rPr>
-        <w:t>ỗ</w:t>
+        <w:t>chỗ</w:t>
       </w:r>
       <w:r>
         <w:rPr>
@@ -3655,13 +2976,7 @@
         <w:rPr>
           <w:w w:val="105"/>
         </w:rPr>
-        <w:t>ngh</w:t>
-      </w:r>
-      <w:r>
-        <w:rPr>
-          <w:w w:val="105"/>
-        </w:rPr>
-        <w:t>ỉ</w:t>
+        <w:t>nghỉ</w:t>
       </w:r>
       <w:r>
         <w:rPr>
@@ -3674,19 +2989,7 @@
         <w:rPr>
           <w:w w:val="105"/>
         </w:rPr>
-        <w:t>v</w:t>
-      </w:r>
-      <w:r>
-        <w:rPr>
-          <w:w w:val="105"/>
-        </w:rPr>
-        <w:t>ẫ</w:t>
-      </w:r>
-      <w:r>
-        <w:rPr>
-          <w:w w:val="105"/>
-        </w:rPr>
-        <w:t>n</w:t>
+        <w:t>vẫn</w:t>
       </w:r>
       <w:r>
         <w:rPr>
@@ -3712,13 +3015,7 @@
         <w:rPr>
           <w:w w:val="105"/>
         </w:rPr>
-        <w:t>th</w:t>
-      </w:r>
-      <w:r>
-        <w:rPr>
-          <w:w w:val="105"/>
-        </w:rPr>
-        <w:t>ể</w:t>
+        <w:t>thể</w:t>
       </w:r>
       <w:r>
         <w:rPr>
@@ -3744,13 +3041,7 @@
         <w:rPr>
           <w:w w:val="105"/>
         </w:rPr>
-        <w:t>thu</w:t>
-      </w:r>
-      <w:r>
-        <w:rPr>
-          <w:w w:val="105"/>
-        </w:rPr>
-        <w:t>ế</w:t>
+        <w:t>thuế</w:t>
       </w:r>
       <w:r>
         <w:rPr>
@@ -3789,19 +3080,7 @@
         <w:rPr>
           <w:w w:val="105"/>
         </w:rPr>
-        <w:t>đ</w:t>
-      </w:r>
-      <w:r>
-        <w:rPr>
-          <w:w w:val="105"/>
-        </w:rPr>
-        <w:t>ị</w:t>
-      </w:r>
-      <w:r>
-        <w:rPr>
-          <w:w w:val="105"/>
-        </w:rPr>
-        <w:t>nh.</w:t>
+        <w:t>định.</w:t>
       </w:r>
     </w:p>
     <w:p>
@@ -3817,24 +3096,16 @@
       </w:r>
       <w:r>
         <w:rPr>
+          <w:lang w:val="en-US"/>
+        </w:rPr>
+        <w:t xml:space="preserve">    </w:t>
+      </w:r>
+      <w:r>
+        <w:rPr>
           <w:color w:val="1A1A1A"/>
           <w:sz w:val="20"/>
         </w:rPr>
-        <w:t>kho</w:t>
-      </w:r>
-      <w:r>
-        <w:rPr>
-          <w:color w:val="1A1A1A"/>
-          <w:sz w:val="20"/>
-        </w:rPr>
-        <w:t>ả</w:t>
-      </w:r>
-      <w:r>
-        <w:rPr>
-          <w:color w:val="1A1A1A"/>
-          <w:sz w:val="20"/>
-        </w:rPr>
-        <w:t>ng</w:t>
+        <w:t>khoảng</w:t>
       </w:r>
       <w:r>
         <w:rPr>
@@ -3859,14 +3130,16 @@
         </w:rPr>
         <w:t xml:space="preserve"> </w:t>
       </w:r>
+      <w:bookmarkStart w:id="3" w:name="_Hlk230447611"/>
       <w:r>
         <w:rPr>
           <w:spacing w:val="-2"/>
           <w:w w:val="105"/>
           <w:lang w:val="en-US"/>
         </w:rPr>
-        <w:t>{{ ((names| length) * unit_of_hotel * 1.06) | vnd }}</w:t>
-      </w:r>
+        <w:t>{{ ((names| length + 1) // 2 * unit_of_hotel * 1.06) | vnd }}</w:t>
+      </w:r>
+      <w:bookmarkEnd w:id="3"/>
     </w:p>
     <w:p>
       <w:pPr>
@@ -3875,30 +3148,16 @@
         <w:ind w:right="210"/>
         <w:jc w:val="right"/>
       </w:pPr>
-      <w:r>
-        <w:rPr>
-          <w:color w:val="1A1A1A"/>
+      <w:bookmarkStart w:id="4" w:name="_Hlk230447628"/>
+      <w:r>
+        <w:rPr>
           <w:spacing w:val="-2"/>
           <w:w w:val="105"/>
-        </w:rPr>
-        <w:t>CNY</w:t>
-      </w:r>
-      <w:r>
-        <w:rPr>
-          <w:color w:val="1A1A1A"/>
-          <w:spacing w:val="-4"/>
-          <w:w w:val="105"/>
-        </w:rPr>
-        <w:t xml:space="preserve"> </w:t>
-      </w:r>
-      <w:r>
-        <w:rPr>
-          <w:spacing w:val="-2"/>
-          <w:w w:val="105"/>
           <w:lang w:val="en-US"/>
         </w:rPr>
-        <w:t>{{ ((names| length) * unit_of_hotel * 1.06) | cny  }}</w:t>
-      </w:r>
+        <w:t>{{ (((names| length+1)) // 2 * unit_of_hotel * 1.06) | cny  }}</w:t>
+      </w:r>
+      <w:bookmarkEnd w:id="4"/>
     </w:p>
     <w:p>
       <w:pPr>
@@ -4326,7 +3585,7 @@
                           <pic:cNvPicPr/>
                         </pic:nvPicPr>
                         <pic:blipFill>
-                          <a:blip r:embed="rId7" cstate="print"/>
+                          <a:blip r:embed="rId12" cstate="print"/>
                           <a:stretch>
                             <a:fillRect/>
                           </a:stretch>
@@ -4347,7 +3606,7 @@
                           <pic:cNvPicPr/>
                         </pic:nvPicPr>
                         <pic:blipFill>
-                          <a:blip r:embed="rId7" cstate="print"/>
+                          <a:blip r:embed="rId12" cstate="print"/>
                           <a:stretch>
                             <a:fillRect/>
                           </a:stretch>
@@ -4605,7 +3864,7 @@
                           <pic:cNvPicPr/>
                         </pic:nvPicPr>
                         <pic:blipFill>
-                          <a:blip r:embed="rId8" cstate="print"/>
+                          <a:blip r:embed="rId13" cstate="print"/>
                           <a:stretch>
                             <a:fillRect/>
                           </a:stretch>
@@ -4626,7 +3885,7 @@
                           <pic:cNvPicPr/>
                         </pic:nvPicPr>
                         <pic:blipFill>
-                          <a:blip r:embed="rId9" cstate="print"/>
+                          <a:blip r:embed="rId14" cstate="print"/>
                           <a:stretch>
                             <a:fillRect/>
                           </a:stretch>
@@ -4647,7 +3906,7 @@
                           <pic:cNvPicPr/>
                         </pic:nvPicPr>
                         <pic:blipFill>
-                          <a:blip r:embed="rId10" cstate="print"/>
+                          <a:blip r:embed="rId15" cstate="print"/>
                           <a:stretch>
                             <a:fillRect/>
                           </a:stretch>
@@ -4668,7 +3927,7 @@
                           <pic:cNvPicPr/>
                         </pic:nvPicPr>
                         <pic:blipFill>
-                          <a:blip r:embed="rId11" cstate="print"/>
+                          <a:blip r:embed="rId16" cstate="print"/>
                           <a:stretch>
                             <a:fillRect/>
                           </a:stretch>
@@ -4689,7 +3948,7 @@
                           <pic:cNvPicPr/>
                         </pic:nvPicPr>
                         <pic:blipFill>
-                          <a:blip r:embed="rId12" cstate="print"/>
+                          <a:blip r:embed="rId17" cstate="print"/>
                           <a:stretch>
                             <a:fillRect/>
                           </a:stretch>
@@ -4710,7 +3969,7 @@
                           <pic:cNvPicPr/>
                         </pic:nvPicPr>
                         <pic:blipFill>
-                          <a:blip r:embed="rId13" cstate="print"/>
+                          <a:blip r:embed="rId18" cstate="print"/>
                           <a:stretch>
                             <a:fillRect/>
                           </a:stretch>
@@ -4733,7 +3992,7 @@
           </mc:Choice>
           <mc:Fallback>
             <w:pict>
-              <v:group w14:anchorId="689E3A1D" id="Group 18" o:spid="_x0000_s1026" style="position:absolute;margin-left:27.75pt;margin-top:58.75pt;width:539.85pt;height:756.8pt;z-index:-15935488;mso-wrap-distance-left:0;mso-wrap-distance-right:0;mso-position-horizontal-relative:page;mso-position-vertical-relative:page" coordsize="68560,96113" o:gfxdata="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">
+              <v:group w14:anchorId="374D8227" id="Group 18" o:spid="_x0000_s1026" style="position:absolute;margin-left:27.75pt;margin-top:58.75pt;width:539.85pt;height:756.8pt;z-index:-15935488;mso-wrap-distance-left:0;mso-wrap-distance-right:0;mso-position-horizontal-relative:page;mso-position-vertical-relative:page" coordsize="68560,96113" o:gfxdata="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">
                 <v:shape id="Graphic 19" o:spid="_x0000_s1027" style="position:absolute;left:736;top:77;width:65538;height:50534;visibility:visible;mso-wrap-style:square;v-text-anchor:top" coordsize="6553834,5053330" o:gfxdata="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" path="m18415,5046980r-9094,l9321,,,,,5046980r,6350l18415,5053330r,-6350xem6553708,r-254,l6553454,5046980r,6350l6553708,5053330r,-6350l6553708,xe" fillcolor="#3c4752" stroked="f">
                   <v:path arrowok="t"/>
                 </v:shape>
@@ -4766,10 +4025,10 @@
                   <o:lock v:ext="edit" aspectratio="t"/>
                 </v:shapetype>
                 <v:shape id="Image 23" o:spid="_x0000_s1031" type="#_x0000_t75" style="position:absolute;left:37839;top:6603;width:934;height:927;visibility:visible;mso-wrap-style:square" o:gfxdata="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">
-                  <v:imagedata r:id="rId14" o:title=""/>
+                  <v:imagedata r:id="rId19" o:title=""/>
                 </v:shape>
                 <v:shape id="Image 24" o:spid="_x0000_s1032" type="#_x0000_t75" style="position:absolute;left:48850;top:6603;width:933;height:927;visibility:visible;mso-wrap-style:square" o:gfxdata="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">
-                  <v:imagedata r:id="rId14" o:title=""/>
+                  <v:imagedata r:id="rId19" o:title=""/>
                 </v:shape>
                 <v:shape id="Graphic 25" o:spid="_x0000_s1033" style="position:absolute;left:31;top:52430;width:68498;height:43650;visibility:visible;mso-wrap-style:square;v-text-anchor:top" coordsize="6849745,4364990" o:gfxdata="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" path="m6849745,l,,,4364990r6849745,l6849745,xe" stroked="f">
                   <v:path arrowok="t"/>
@@ -4781,22 +4040,22 @@
                   <v:path arrowok="t"/>
                 </v:shape>
                 <v:shape id="Image 28" o:spid="_x0000_s1036" type="#_x0000_t75" style="position:absolute;left:1682;top:70609;width:1861;height:1861;visibility:visible;mso-wrap-style:square" o:gfxdata="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">
-                  <v:imagedata r:id="rId15" o:title=""/>
+                  <v:imagedata r:id="rId20" o:title=""/>
                 </v:shape>
                 <v:shape id="Image 29" o:spid="_x0000_s1037" type="#_x0000_t75" style="position:absolute;left:35706;top:70609;width:1668;height:1861;visibility:visible;mso-wrap-style:square" o:gfxdata="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">
-                  <v:imagedata r:id="rId16" o:title=""/>
+                  <v:imagedata r:id="rId21" o:title=""/>
                 </v:shape>
                 <v:shape id="Image 30" o:spid="_x0000_s1038" type="#_x0000_t75" style="position:absolute;left:38595;top:73908;width:368;height:368;visibility:visible;mso-wrap-style:square" o:gfxdata="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">
-                  <v:imagedata r:id="rId17" o:title=""/>
+                  <v:imagedata r:id="rId22" o:title=""/>
                 </v:shape>
                 <v:shape id="Image 31" o:spid="_x0000_s1039" type="#_x0000_t75" style="position:absolute;left:38595;top:76238;width:368;height:368;visibility:visible;mso-wrap-style:square" o:gfxdata="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">
-                  <v:imagedata r:id="rId18" o:title=""/>
+                  <v:imagedata r:id="rId23" o:title=""/>
                 </v:shape>
                 <v:shape id="Image 32" o:spid="_x0000_s1040" type="#_x0000_t75" style="position:absolute;left:1225;top:183;width:8736;height:8172;visibility:visible;mso-wrap-style:square" o:gfxdata="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">
-                  <v:imagedata r:id="rId19" o:title="z5290222935852_758cef43c3c3bb7863dbcf5c384dbaea"/>
+                  <v:imagedata r:id="rId24" o:title="z5290222935852_758cef43c3c3bb7863dbcf5c384dbaea"/>
                 </v:shape>
                 <v:shape id="Image 33" o:spid="_x0000_s1041" type="#_x0000_t75" style="position:absolute;left:863;top:39750;width:65362;height:14687;visibility:visible;mso-wrap-style:square" o:gfxdata="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">
-                  <v:imagedata r:id="rId20" o:title="0b589d17-8337-4e38-8b32-8beaa828dcff"/>
+                  <v:imagedata r:id="rId25" o:title="0b589d17-8337-4e38-8b32-8beaa828dcff"/>
                 </v:shape>
                 <w10:wrap anchorx="page" anchory="page"/>
               </v:group>
@@ -4934,13 +4193,7 @@
               <w:t xml:space="preserve"> </w:t>
             </w:r>
             <w:r>
-              <w:t>Chu</w:t>
-            </w:r>
-            <w:r>
-              <w:t>ẩ</w:t>
-            </w:r>
-            <w:r>
-              <w:t>n</w:t>
+              <w:t>Chuẩn</w:t>
             </w:r>
             <w:r>
               <w:rPr>
@@ -4958,13 +4211,7 @@
               <w:t xml:space="preserve"> </w:t>
             </w:r>
             <w:r>
-              <w:t>Giư</w:t>
-            </w:r>
-            <w:r>
-              <w:t>ờ</w:t>
-            </w:r>
-            <w:r>
-              <w:t>ng</w:t>
+              <w:t>Giường</w:t>
             </w:r>
             <w:r>
               <w:rPr>
@@ -4973,10 +4220,7 @@
               <w:t xml:space="preserve"> </w:t>
             </w:r>
             <w:r>
-              <w:t>C</w:t>
-            </w:r>
-            <w:r>
-              <w:t>ỡ</w:t>
+              <w:t>Cỡ</w:t>
             </w:r>
             <w:r>
               <w:rPr>
@@ -5032,9 +4276,27 @@
                 <w:b/>
                 <w:color w:val="000000"/>
                 <w:sz w:val="15"/>
+              </w:rPr>
+              <w:t>{{ names[:2] | join(',</w:t>
+            </w:r>
+            <w:r>
+              <w:rPr>
+                <w:rFonts w:ascii="Arial" w:hAnsi="Arial"/>
+                <w:b/>
+                <w:color w:val="000000"/>
+                <w:sz w:val="15"/>
                 <w:lang w:val="en-US"/>
               </w:rPr>
-              <w:t>{{names | join(‘,’)}}</w:t>
+              <w:t xml:space="preserve"> </w:t>
+            </w:r>
+            <w:r>
+              <w:rPr>
+                <w:rFonts w:ascii="Arial" w:hAnsi="Arial"/>
+                <w:b/>
+                <w:color w:val="000000"/>
+                <w:sz w:val="15"/>
+              </w:rPr>
+              <w:t>') }}</w:t>
             </w:r>
           </w:p>
           <w:p>
@@ -5052,15 +4314,7 @@
                 <w:b/>
                 <w:sz w:val="15"/>
               </w:rPr>
-              <w:t>S</w:t>
-            </w:r>
-            <w:r>
-              <w:rPr>
-                <w:rFonts w:ascii="Arial" w:hAnsi="Arial"/>
-                <w:b/>
-                <w:sz w:val="15"/>
-              </w:rPr>
-              <w:t>ố</w:t>
+              <w:t>Số</w:t>
             </w:r>
             <w:r>
               <w:rPr>
@@ -5077,23 +4331,7 @@
                 <w:b/>
                 <w:sz w:val="15"/>
               </w:rPr>
-              <w:t>lư</w:t>
-            </w:r>
-            <w:r>
-              <w:rPr>
-                <w:rFonts w:ascii="Arial" w:hAnsi="Arial"/>
-                <w:b/>
-                <w:sz w:val="15"/>
-              </w:rPr>
-              <w:t>ợ</w:t>
-            </w:r>
-            <w:r>
-              <w:rPr>
-                <w:rFonts w:ascii="Arial" w:hAnsi="Arial"/>
-                <w:b/>
-                <w:sz w:val="15"/>
-              </w:rPr>
-              <w:t>ng</w:t>
+              <w:t>lượng</w:t>
             </w:r>
             <w:r>
               <w:rPr>
@@ -5126,7 +4364,7 @@
                 <w:sz w:val="15"/>
                 <w:lang w:val="en-US"/>
               </w:rPr>
-              <w:t>{{names | length}}</w:t>
+              <w:t>{{ 2 if names|length &gt; 2 else names|length }}</w:t>
             </w:r>
             <w:r>
               <w:rPr>
@@ -5139,19 +4377,7 @@
               <w:rPr>
                 <w:sz w:val="15"/>
               </w:rPr>
-              <w:t>ngư</w:t>
-            </w:r>
-            <w:r>
-              <w:rPr>
-                <w:sz w:val="15"/>
-              </w:rPr>
-              <w:t>ờ</w:t>
-            </w:r>
-            <w:r>
-              <w:rPr>
-                <w:sz w:val="15"/>
-              </w:rPr>
-              <w:t>i</w:t>
+              <w:t>người</w:t>
             </w:r>
             <w:r>
               <w:rPr>
@@ -5165,21 +4391,7 @@
                 <w:spacing w:val="-5"/>
                 <w:sz w:val="15"/>
               </w:rPr>
-              <w:t>l</w:t>
-            </w:r>
-            <w:r>
-              <w:rPr>
-                <w:spacing w:val="-5"/>
-                <w:sz w:val="15"/>
-              </w:rPr>
-              <w:t>ớ</w:t>
-            </w:r>
-            <w:r>
-              <w:rPr>
-                <w:spacing w:val="-5"/>
-                <w:sz w:val="15"/>
-              </w:rPr>
-              <w:t>n</w:t>
+              <w:t>lớn</w:t>
             </w:r>
           </w:p>
           <w:p>
@@ -5196,14 +4408,7 @@
                 <w:rFonts w:ascii="Times New Roman" w:hAnsi="Times New Roman"/>
                 <w:color w:val="233E5F"/>
               </w:rPr>
-              <w:t>K</w:t>
-            </w:r>
-            <w:r>
-              <w:rPr>
-                <w:rFonts w:ascii="Times New Roman" w:hAnsi="Times New Roman"/>
-                <w:color w:val="233E5F"/>
-              </w:rPr>
-              <w:t>ế</w:t>
+              <w:t>Kế</w:t>
             </w:r>
             <w:r>
               <w:rPr>
@@ -5218,21 +4423,7 @@
                 <w:rFonts w:ascii="Times New Roman" w:hAnsi="Times New Roman"/>
                 <w:color w:val="233E5F"/>
               </w:rPr>
-              <w:t>ho</w:t>
-            </w:r>
-            <w:r>
-              <w:rPr>
-                <w:rFonts w:ascii="Times New Roman" w:hAnsi="Times New Roman"/>
-                <w:color w:val="233E5F"/>
-              </w:rPr>
-              <w:t>ạ</w:t>
-            </w:r>
-            <w:r>
-              <w:rPr>
-                <w:rFonts w:ascii="Times New Roman" w:hAnsi="Times New Roman"/>
-                <w:color w:val="233E5F"/>
-              </w:rPr>
-              <w:t>ch</w:t>
+              <w:t>hoạch</w:t>
             </w:r>
             <w:r>
               <w:rPr>
@@ -5247,21 +4438,7 @@
                 <w:rFonts w:ascii="Times New Roman" w:hAnsi="Times New Roman"/>
                 <w:color w:val="233E5F"/>
               </w:rPr>
-              <w:t>B</w:t>
-            </w:r>
-            <w:r>
-              <w:rPr>
-                <w:rFonts w:ascii="Times New Roman" w:hAnsi="Times New Roman"/>
-                <w:color w:val="233E5F"/>
-              </w:rPr>
-              <w:t>ữ</w:t>
-            </w:r>
-            <w:r>
-              <w:rPr>
-                <w:rFonts w:ascii="Times New Roman" w:hAnsi="Times New Roman"/>
-                <w:color w:val="233E5F"/>
-              </w:rPr>
-              <w:t xml:space="preserve">a </w:t>
+              <w:t xml:space="preserve">Bữa </w:t>
             </w:r>
             <w:r>
               <w:rPr>
@@ -5316,21 +4493,7 @@
                 <w:w w:val="105"/>
                 <w:sz w:val="13"/>
               </w:rPr>
-              <w:t>b</w:t>
-            </w:r>
-            <w:r>
-              <w:rPr>
-                <w:w w:val="105"/>
-                <w:sz w:val="13"/>
-              </w:rPr>
-              <w:t>ữ</w:t>
-            </w:r>
-            <w:r>
-              <w:rPr>
-                <w:w w:val="105"/>
-                <w:sz w:val="13"/>
-              </w:rPr>
-              <w:t>a</w:t>
+              <w:t>bữa</w:t>
             </w:r>
             <w:r>
               <w:rPr>
@@ -5390,21 +4553,7 @@
                 <w:w w:val="105"/>
                 <w:sz w:val="13"/>
               </w:rPr>
-              <w:t>cu</w:t>
-            </w:r>
-            <w:r>
-              <w:rPr>
-                <w:w w:val="105"/>
-                <w:sz w:val="13"/>
-              </w:rPr>
-              <w:t>ố</w:t>
-            </w:r>
-            <w:r>
-              <w:rPr>
-                <w:w w:val="105"/>
-                <w:sz w:val="13"/>
-              </w:rPr>
-              <w:t>i</w:t>
+              <w:t>cuối</w:t>
             </w:r>
             <w:r>
               <w:rPr>
@@ -5455,23 +4604,7 @@
                 <w:b/>
                 <w:sz w:val="13"/>
               </w:rPr>
-              <w:t>thư</w:t>
-            </w:r>
-            <w:r>
-              <w:rPr>
-                <w:rFonts w:ascii="Arial" w:hAnsi="Arial"/>
-                <w:b/>
-                <w:sz w:val="13"/>
-              </w:rPr>
-              <w:t>ớ</w:t>
-            </w:r>
-            <w:r>
-              <w:rPr>
-                <w:rFonts w:ascii="Arial" w:hAnsi="Arial"/>
-                <w:b/>
-                <w:sz w:val="13"/>
-              </w:rPr>
-              <w:t>c</w:t>
+              <w:t>thước</w:t>
             </w:r>
             <w:r>
               <w:rPr>
@@ -5488,23 +4621,7 @@
                 <w:b/>
                 <w:sz w:val="13"/>
               </w:rPr>
-              <w:t>giư</w:t>
-            </w:r>
-            <w:r>
-              <w:rPr>
-                <w:rFonts w:ascii="Arial" w:hAnsi="Arial"/>
-                <w:b/>
-                <w:sz w:val="13"/>
-              </w:rPr>
-              <w:t>ờ</w:t>
-            </w:r>
-            <w:r>
-              <w:rPr>
-                <w:rFonts w:ascii="Arial" w:hAnsi="Arial"/>
-                <w:b/>
-                <w:sz w:val="13"/>
-              </w:rPr>
-              <w:t xml:space="preserve">ng: </w:t>
+              <w:t xml:space="preserve">giường: </w:t>
             </w:r>
             <w:r>
               <w:rPr>
@@ -5523,19 +4640,7 @@
               <w:rPr>
                 <w:sz w:val="13"/>
               </w:rPr>
-              <w:t>giư</w:t>
-            </w:r>
-            <w:r>
-              <w:rPr>
-                <w:sz w:val="13"/>
-              </w:rPr>
-              <w:t>ờ</w:t>
-            </w:r>
-            <w:r>
-              <w:rPr>
-                <w:sz w:val="13"/>
-              </w:rPr>
-              <w:t>ng</w:t>
+              <w:t>giường</w:t>
             </w:r>
             <w:r>
               <w:rPr>
@@ -5561,19 +4666,7 @@
               <w:rPr>
                 <w:sz w:val="13"/>
               </w:rPr>
-              <w:t>l</w:t>
-            </w:r>
-            <w:r>
-              <w:rPr>
-                <w:sz w:val="13"/>
-              </w:rPr>
-              <w:t>ớ</w:t>
-            </w:r>
-            <w:r>
-              <w:rPr>
-                <w:sz w:val="13"/>
-              </w:rPr>
-              <w:t>n</w:t>
+              <w:t>lớn</w:t>
             </w:r>
             <w:r>
               <w:rPr>
@@ -5586,19 +4679,7 @@
               <w:rPr>
                 <w:sz w:val="13"/>
               </w:rPr>
-              <w:t>(R</w:t>
-            </w:r>
-            <w:r>
-              <w:rPr>
-                <w:sz w:val="13"/>
-              </w:rPr>
-              <w:t>ộ</w:t>
-            </w:r>
-            <w:r>
-              <w:rPr>
-                <w:sz w:val="13"/>
-              </w:rPr>
-              <w:t>ng</w:t>
+              <w:t>(Rộng</w:t>
             </w:r>
             <w:r>
               <w:rPr>
@@ -5647,9 +4728,54 @@
               <w:rPr>
                 <w:spacing w:val="-2"/>
                 <w:w w:val="105"/>
+              </w:rPr>
+              <w:t xml:space="preserve">{{ </w:t>
+            </w:r>
+            <w:r>
+              <w:rPr>
+                <w:spacing w:val="-2"/>
+                <w:w w:val="105"/>
                 <w:lang w:val="en-US"/>
               </w:rPr>
-              <w:t>{{ ((names| length) * unit_of_hotel * 1.06) | vnd }}</w:t>
+              <w:t>(</w:t>
+            </w:r>
+            <w:r>
+              <w:rPr>
+                <w:spacing w:val="-2"/>
+                <w:w w:val="105"/>
+                <w:lang w:val="en-US"/>
+              </w:rPr>
+              <w:t>(</w:t>
+            </w:r>
+            <w:r>
+              <w:rPr>
+                <w:spacing w:val="-2"/>
+                <w:w w:val="105"/>
+              </w:rPr>
+              <w:t>(((names|length + 1) // 2) * unit_of_hotel)</w:t>
+            </w:r>
+            <w:r>
+              <w:rPr>
+                <w:spacing w:val="-2"/>
+                <w:w w:val="105"/>
+                <w:lang w:val="en-US"/>
+              </w:rPr>
+              <w:t>) //2</w:t>
+            </w:r>
+            <w:r>
+              <w:rPr>
+                <w:spacing w:val="-2"/>
+                <w:w w:val="105"/>
+                <w:lang w:val="en-US"/>
+              </w:rPr>
+              <w:t>)</w:t>
+            </w:r>
+            <w:r>
+              <w:rPr>
+                <w:spacing w:val="-2"/>
+                <w:w w:val="105"/>
+              </w:rPr>
+              <w:t xml:space="preserve"> | vnd }}</w:t>
             </w:r>
           </w:p>
           <w:p>
@@ -5691,19 +4817,7 @@
               <w:rPr>
                 <w:sz w:val="13"/>
               </w:rPr>
-              <w:t>g</w:t>
-            </w:r>
-            <w:r>
-              <w:rPr>
-                <w:sz w:val="13"/>
-              </w:rPr>
-              <w:t>ồ</w:t>
-            </w:r>
-            <w:r>
-              <w:rPr>
-                <w:sz w:val="13"/>
-              </w:rPr>
-              <w:t>m</w:t>
+              <w:t>gồm</w:t>
             </w:r>
             <w:r>
               <w:rPr>
@@ -5742,13 +4856,7 @@
               <w:rPr>
                 <w:sz w:val="13"/>
               </w:rPr>
-              <w:t>Thu</w:t>
-            </w:r>
-            <w:r>
-              <w:rPr>
-                <w:sz w:val="13"/>
-              </w:rPr>
-              <w:t>ế</w:t>
+              <w:t>Thuế</w:t>
             </w:r>
             <w:r>
               <w:rPr>
@@ -5804,19 +4912,7 @@
               <w:rPr>
                 <w:sz w:val="13"/>
               </w:rPr>
-              <w:t>g</w:t>
-            </w:r>
-            <w:r>
-              <w:rPr>
-                <w:sz w:val="13"/>
-              </w:rPr>
-              <w:t>ồ</w:t>
-            </w:r>
-            <w:r>
-              <w:rPr>
-                <w:sz w:val="13"/>
-              </w:rPr>
-              <w:t>m</w:t>
+              <w:t>gồm</w:t>
             </w:r>
             <w:r>
               <w:rPr>
@@ -5868,19 +4964,7 @@
               <w:rPr>
                 <w:sz w:val="13"/>
               </w:rPr>
-              <w:t>d</w:t>
-            </w:r>
-            <w:r>
-              <w:rPr>
-                <w:sz w:val="13"/>
-              </w:rPr>
-              <w:t>ị</w:t>
-            </w:r>
-            <w:r>
-              <w:rPr>
-                <w:sz w:val="13"/>
-              </w:rPr>
-              <w:t>ch</w:t>
+              <w:t>dịch</w:t>
             </w:r>
             <w:r>
               <w:rPr>
@@ -5893,13 +4977,7 @@
               <w:rPr>
                 <w:sz w:val="13"/>
               </w:rPr>
-              <w:t>v</w:t>
-            </w:r>
-            <w:r>
-              <w:rPr>
-                <w:sz w:val="13"/>
-              </w:rPr>
-              <w:t>ụ</w:t>
+              <w:t>vụ</w:t>
             </w:r>
             <w:r>
               <w:rPr>
@@ -5912,19 +4990,7 @@
               <w:rPr>
                 <w:sz w:val="13"/>
               </w:rPr>
-              <w:t>c</w:t>
-            </w:r>
-            <w:r>
-              <w:rPr>
-                <w:sz w:val="13"/>
-              </w:rPr>
-              <w:t>ủ</w:t>
-            </w:r>
-            <w:r>
-              <w:rPr>
-                <w:sz w:val="13"/>
-              </w:rPr>
-              <w:t>a</w:t>
+              <w:t>của</w:t>
             </w:r>
             <w:r>
               <w:rPr>
@@ -5937,13 +5003,7 @@
               <w:rPr>
                 <w:sz w:val="13"/>
               </w:rPr>
-              <w:t>ch</w:t>
-            </w:r>
-            <w:r>
-              <w:rPr>
-                <w:sz w:val="13"/>
-              </w:rPr>
-              <w:t>ỗ</w:t>
+              <w:t>chỗ</w:t>
             </w:r>
             <w:r>
               <w:rPr>
@@ -5957,14 +5017,7 @@
                 <w:spacing w:val="-4"/>
                 <w:sz w:val="13"/>
               </w:rPr>
-              <w:t>ngh</w:t>
-            </w:r>
-            <w:r>
-              <w:rPr>
-                <w:spacing w:val="-4"/>
-                <w:sz w:val="13"/>
-              </w:rPr>
-              <w:t>ỉ</w:t>
+              <w:t>nghỉ</w:t>
             </w:r>
           </w:p>
         </w:tc>
@@ -6099,7 +5152,7 @@
                 </mc:Choice>
                 <mc:Fallback>
                   <w:pict>
-                    <v:group w14:anchorId="35E3354C" id="Group 34" o:spid="_x0000_s1026" style="position:absolute;margin-left:24.9pt;margin-top:-.2pt;width:.4pt;height:108.05pt;z-index:15729664;mso-wrap-distance-left:0;mso-wrap-distance-right:0" coordsize="50,13722" o:gfxdata="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">
+                    <v:group w14:anchorId="420E975B" id="Group 34" o:spid="_x0000_s1026" style="position:absolute;margin-left:24.9pt;margin-top:-.2pt;width:.4pt;height:108.05pt;z-index:15729664;mso-wrap-distance-left:0;mso-wrap-distance-right:0" coordsize="50,13722" o:gfxdata="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">
                       <v:shape id="Graphic 35" o:spid="_x0000_s1027" style="position:absolute;width:50;height:13722;visibility:visible;mso-wrap-style:square;v-text-anchor:top" coordsize="5080,1372235" o:gfxdata="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" path="m4559,1367536r-4559,l,1372095r4559,l4559,1367536xem4559,l,,,4432r,127l,1367523r4559,l4559,4559r,-127l4559,xe" fillcolor="black" stroked="f">
                         <v:path arrowok="t"/>
                       </v:shape>
@@ -6127,13 +5180,7 @@
               <w:t xml:space="preserve"> </w:t>
             </w:r>
             <w:r>
-              <w:t>Chu</w:t>
-            </w:r>
-            <w:r>
-              <w:t>ẩ</w:t>
-            </w:r>
-            <w:r>
-              <w:t>n</w:t>
+              <w:t>Chuẩn</w:t>
             </w:r>
             <w:r>
               <w:rPr>
@@ -6151,13 +5198,7 @@
               <w:t xml:space="preserve"> </w:t>
             </w:r>
             <w:r>
-              <w:t>Giư</w:t>
-            </w:r>
-            <w:r>
-              <w:t>ờ</w:t>
-            </w:r>
-            <w:r>
-              <w:t>ng</w:t>
+              <w:t>Giường</w:t>
             </w:r>
             <w:r>
               <w:rPr>
@@ -6166,10 +5207,7 @@
               <w:t xml:space="preserve"> </w:t>
             </w:r>
             <w:r>
-              <w:t>C</w:t>
-            </w:r>
-            <w:r>
-              <w:t>ỡ</w:t>
+              <w:t>Cỡ</w:t>
             </w:r>
             <w:r>
               <w:rPr>
@@ -6234,9 +5272,27 @@
                 <w:b/>
                 <w:color w:val="000000"/>
                 <w:sz w:val="15"/>
+              </w:rPr>
+              <w:t>{{ names[2:] | join(',</w:t>
+            </w:r>
+            <w:r>
+              <w:rPr>
+                <w:rFonts w:ascii="Arial" w:hAnsi="Arial"/>
+                <w:b/>
+                <w:color w:val="000000"/>
+                <w:sz w:val="15"/>
                 <w:lang w:val="en-US"/>
               </w:rPr>
-              <w:t>{{names | join(‘,’)}}</w:t>
+              <w:t xml:space="preserve"> </w:t>
+            </w:r>
+            <w:r>
+              <w:rPr>
+                <w:rFonts w:ascii="Arial" w:hAnsi="Arial"/>
+                <w:b/>
+                <w:color w:val="000000"/>
+                <w:sz w:val="15"/>
+              </w:rPr>
+              <w:t>') }}</w:t>
             </w:r>
           </w:p>
           <w:p>
@@ -6254,15 +5310,7 @@
                 <w:b/>
                 <w:sz w:val="15"/>
               </w:rPr>
-              <w:t>S</w:t>
-            </w:r>
-            <w:r>
-              <w:rPr>
-                <w:rFonts w:ascii="Arial" w:hAnsi="Arial"/>
-                <w:b/>
-                <w:sz w:val="15"/>
-              </w:rPr>
-              <w:t>ố</w:t>
+              <w:t>Số</w:t>
             </w:r>
             <w:r>
               <w:rPr>
@@ -6279,23 +5327,7 @@
                 <w:b/>
                 <w:sz w:val="15"/>
               </w:rPr>
-              <w:t>lư</w:t>
-            </w:r>
-            <w:r>
-              <w:rPr>
-                <w:rFonts w:ascii="Arial" w:hAnsi="Arial"/>
-                <w:b/>
-                <w:sz w:val="15"/>
-              </w:rPr>
-              <w:t>ợ</w:t>
-            </w:r>
-            <w:r>
-              <w:rPr>
-                <w:rFonts w:ascii="Arial" w:hAnsi="Arial"/>
-                <w:b/>
-                <w:sz w:val="15"/>
-              </w:rPr>
-              <w:t>ng</w:t>
+              <w:t>lượng</w:t>
             </w:r>
             <w:r>
               <w:rPr>
@@ -6328,7 +5360,7 @@
                 <w:sz w:val="15"/>
                 <w:lang w:val="en-US"/>
               </w:rPr>
-              <w:t>{{names | length}}</w:t>
+              <w:t>{{ (names | length) - (2 if names|length &gt; 2 else names|length) }}</w:t>
             </w:r>
             <w:r>
               <w:rPr>
@@ -6341,19 +5373,7 @@
               <w:rPr>
                 <w:sz w:val="15"/>
               </w:rPr>
-              <w:t>ngư</w:t>
-            </w:r>
-            <w:r>
-              <w:rPr>
-                <w:sz w:val="15"/>
-              </w:rPr>
-              <w:t>ờ</w:t>
-            </w:r>
-            <w:r>
-              <w:rPr>
-                <w:sz w:val="15"/>
-              </w:rPr>
-              <w:t>i</w:t>
+              <w:t>người</w:t>
             </w:r>
             <w:r>
               <w:rPr>
@@ -6367,21 +5387,7 @@
                 <w:spacing w:val="-5"/>
                 <w:sz w:val="15"/>
               </w:rPr>
-              <w:t>l</w:t>
-            </w:r>
-            <w:r>
-              <w:rPr>
-                <w:spacing w:val="-5"/>
-                <w:sz w:val="15"/>
-              </w:rPr>
-              <w:t>ớ</w:t>
-            </w:r>
-            <w:r>
-              <w:rPr>
-                <w:spacing w:val="-5"/>
-                <w:sz w:val="15"/>
-              </w:rPr>
-              <w:t>n</w:t>
+              <w:t>lớn</w:t>
             </w:r>
           </w:p>
           <w:p>
@@ -6397,14 +5403,7 @@
                 <w:rFonts w:ascii="Times New Roman" w:hAnsi="Times New Roman"/>
                 <w:color w:val="233E5F"/>
               </w:rPr>
-              <w:t>K</w:t>
-            </w:r>
-            <w:r>
-              <w:rPr>
-                <w:rFonts w:ascii="Times New Roman" w:hAnsi="Times New Roman"/>
-                <w:color w:val="233E5F"/>
-              </w:rPr>
-              <w:t>ế</w:t>
+              <w:t>Kế</w:t>
             </w:r>
             <w:r>
               <w:rPr>
@@ -6419,21 +5418,7 @@
                 <w:rFonts w:ascii="Times New Roman" w:hAnsi="Times New Roman"/>
                 <w:color w:val="233E5F"/>
               </w:rPr>
-              <w:t>ho</w:t>
-            </w:r>
-            <w:r>
-              <w:rPr>
-                <w:rFonts w:ascii="Times New Roman" w:hAnsi="Times New Roman"/>
-                <w:color w:val="233E5F"/>
-              </w:rPr>
-              <w:t>ạ</w:t>
-            </w:r>
-            <w:r>
-              <w:rPr>
-                <w:rFonts w:ascii="Times New Roman" w:hAnsi="Times New Roman"/>
-                <w:color w:val="233E5F"/>
-              </w:rPr>
-              <w:t>ch</w:t>
+              <w:t>hoạch</w:t>
             </w:r>
             <w:r>
               <w:rPr>
@@ -6448,21 +5433,7 @@
                 <w:rFonts w:ascii="Times New Roman" w:hAnsi="Times New Roman"/>
                 <w:color w:val="233E5F"/>
               </w:rPr>
-              <w:t>B</w:t>
-            </w:r>
-            <w:r>
-              <w:rPr>
-                <w:rFonts w:ascii="Times New Roman" w:hAnsi="Times New Roman"/>
-                <w:color w:val="233E5F"/>
-              </w:rPr>
-              <w:t>ữ</w:t>
-            </w:r>
-            <w:r>
-              <w:rPr>
-                <w:rFonts w:ascii="Times New Roman" w:hAnsi="Times New Roman"/>
-                <w:color w:val="233E5F"/>
-              </w:rPr>
-              <w:t xml:space="preserve">a </w:t>
+              <w:t xml:space="preserve">Bữa </w:t>
             </w:r>
             <w:r>
               <w:rPr>
@@ -6517,21 +5488,7 @@
                 <w:w w:val="105"/>
                 <w:sz w:val="13"/>
               </w:rPr>
-              <w:t>b</w:t>
-            </w:r>
-            <w:r>
-              <w:rPr>
-                <w:w w:val="105"/>
-                <w:sz w:val="13"/>
-              </w:rPr>
-              <w:t>ữ</w:t>
-            </w:r>
-            <w:r>
-              <w:rPr>
-                <w:w w:val="105"/>
-                <w:sz w:val="13"/>
-              </w:rPr>
-              <w:t>a</w:t>
+              <w:t>bữa</w:t>
             </w:r>
             <w:r>
               <w:rPr>
@@ -6591,21 +5548,7 @@
                 <w:w w:val="105"/>
                 <w:sz w:val="13"/>
               </w:rPr>
-              <w:t>cu</w:t>
-            </w:r>
-            <w:r>
-              <w:rPr>
-                <w:w w:val="105"/>
-                <w:sz w:val="13"/>
-              </w:rPr>
-              <w:t>ố</w:t>
-            </w:r>
-            <w:r>
-              <w:rPr>
-                <w:w w:val="105"/>
-                <w:sz w:val="13"/>
-              </w:rPr>
-              <w:t>i</w:t>
+              <w:t>cuối</w:t>
             </w:r>
             <w:r>
               <w:rPr>
@@ -6656,23 +5599,7 @@
                 <w:b/>
                 <w:sz w:val="13"/>
               </w:rPr>
-              <w:t>thư</w:t>
-            </w:r>
-            <w:r>
-              <w:rPr>
-                <w:rFonts w:ascii="Arial" w:hAnsi="Arial"/>
-                <w:b/>
-                <w:sz w:val="13"/>
-              </w:rPr>
-              <w:t>ớ</w:t>
-            </w:r>
-            <w:r>
-              <w:rPr>
-                <w:rFonts w:ascii="Arial" w:hAnsi="Arial"/>
-                <w:b/>
-                <w:sz w:val="13"/>
-              </w:rPr>
-              <w:t>c</w:t>
+              <w:t>thước</w:t>
             </w:r>
             <w:r>
               <w:rPr>
@@ -6689,23 +5616,7 @@
                 <w:b/>
                 <w:sz w:val="13"/>
               </w:rPr>
-              <w:t>giư</w:t>
-            </w:r>
-            <w:r>
-              <w:rPr>
-                <w:rFonts w:ascii="Arial" w:hAnsi="Arial"/>
-                <w:b/>
-                <w:sz w:val="13"/>
-              </w:rPr>
-              <w:t>ờ</w:t>
-            </w:r>
-            <w:r>
-              <w:rPr>
-                <w:rFonts w:ascii="Arial" w:hAnsi="Arial"/>
-                <w:b/>
-                <w:sz w:val="13"/>
-              </w:rPr>
-              <w:t xml:space="preserve">ng: </w:t>
+              <w:t xml:space="preserve">giường: </w:t>
             </w:r>
             <w:r>
               <w:rPr>
@@ -6724,19 +5635,7 @@
               <w:rPr>
                 <w:sz w:val="13"/>
               </w:rPr>
-              <w:t>giư</w:t>
-            </w:r>
-            <w:r>
-              <w:rPr>
-                <w:sz w:val="13"/>
-              </w:rPr>
-              <w:t>ờ</w:t>
-            </w:r>
-            <w:r>
-              <w:rPr>
-                <w:sz w:val="13"/>
-              </w:rPr>
-              <w:t>ng</w:t>
+              <w:t>giường</w:t>
             </w:r>
             <w:r>
               <w:rPr>
@@ -6762,19 +5661,7 @@
               <w:rPr>
                 <w:sz w:val="13"/>
               </w:rPr>
-              <w:t>l</w:t>
-            </w:r>
-            <w:r>
-              <w:rPr>
-                <w:sz w:val="13"/>
-              </w:rPr>
-              <w:t>ớ</w:t>
-            </w:r>
-            <w:r>
-              <w:rPr>
-                <w:sz w:val="13"/>
-              </w:rPr>
-              <w:t>n</w:t>
+              <w:t>lớn</w:t>
             </w:r>
             <w:r>
               <w:rPr>
@@ -6787,19 +5674,7 @@
               <w:rPr>
                 <w:sz w:val="13"/>
               </w:rPr>
-              <w:t>(R</w:t>
-            </w:r>
-            <w:r>
-              <w:rPr>
-                <w:sz w:val="13"/>
-              </w:rPr>
-              <w:t>ộ</w:t>
-            </w:r>
-            <w:r>
-              <w:rPr>
-                <w:sz w:val="13"/>
-              </w:rPr>
-              <w:t>ng</w:t>
+              <w:t>(Rộng</w:t>
             </w:r>
             <w:r>
               <w:rPr>
@@ -6848,9 +5723,54 @@
               <w:rPr>
                 <w:spacing w:val="-2"/>
                 <w:w w:val="105"/>
+              </w:rPr>
+              <w:t xml:space="preserve">{{ </w:t>
+            </w:r>
+            <w:r>
+              <w:rPr>
+                <w:spacing w:val="-2"/>
+                <w:w w:val="105"/>
                 <w:lang w:val="en-US"/>
               </w:rPr>
-              <w:t>{{ ((names| length) * unit_of_hotel * 1.06) | vnd }}</w:t>
+              <w:t>(</w:t>
+            </w:r>
+            <w:r>
+              <w:rPr>
+                <w:spacing w:val="-2"/>
+                <w:w w:val="105"/>
+                <w:lang w:val="en-US"/>
+              </w:rPr>
+              <w:t>(</w:t>
+            </w:r>
+            <w:r>
+              <w:rPr>
+                <w:spacing w:val="-2"/>
+                <w:w w:val="105"/>
+              </w:rPr>
+              <w:t>(((names|length + 1) // 2) * unit_of_hotel)</w:t>
+            </w:r>
+            <w:r>
+              <w:rPr>
+                <w:spacing w:val="-2"/>
+                <w:w w:val="105"/>
+                <w:lang w:val="en-US"/>
+              </w:rPr>
+              <w:t>) //2</w:t>
+            </w:r>
+            <w:r>
+              <w:rPr>
+                <w:spacing w:val="-2"/>
+                <w:w w:val="105"/>
+                <w:lang w:val="en-US"/>
+              </w:rPr>
+              <w:t>)</w:t>
+            </w:r>
+            <w:r>
+              <w:rPr>
+                <w:spacing w:val="-2"/>
+                <w:w w:val="105"/>
+              </w:rPr>
+              <w:t xml:space="preserve"> | vnd }}</w:t>
             </w:r>
           </w:p>
           <w:p>
@@ -6892,19 +5812,7 @@
               <w:rPr>
                 <w:sz w:val="13"/>
               </w:rPr>
-              <w:t>g</w:t>
-            </w:r>
-            <w:r>
-              <w:rPr>
-                <w:sz w:val="13"/>
-              </w:rPr>
-              <w:t>ồ</w:t>
-            </w:r>
-            <w:r>
-              <w:rPr>
-                <w:sz w:val="13"/>
-              </w:rPr>
-              <w:t>m</w:t>
+              <w:t>gồm</w:t>
             </w:r>
             <w:r>
               <w:rPr>
@@ -6943,13 +5851,7 @@
               <w:rPr>
                 <w:sz w:val="13"/>
               </w:rPr>
-              <w:t>Thu</w:t>
-            </w:r>
-            <w:r>
-              <w:rPr>
-                <w:sz w:val="13"/>
-              </w:rPr>
-              <w:t>ế</w:t>
+              <w:t>Thuế</w:t>
             </w:r>
             <w:r>
               <w:rPr>
@@ -7005,19 +5907,7 @@
               <w:rPr>
                 <w:sz w:val="13"/>
               </w:rPr>
-              <w:t>g</w:t>
-            </w:r>
-            <w:r>
-              <w:rPr>
-                <w:sz w:val="13"/>
-              </w:rPr>
-              <w:t>ồ</w:t>
-            </w:r>
-            <w:r>
-              <w:rPr>
-                <w:sz w:val="13"/>
-              </w:rPr>
-              <w:t>m</w:t>
+              <w:t>gồm</w:t>
             </w:r>
             <w:r>
               <w:rPr>
@@ -7069,19 +5959,7 @@
               <w:rPr>
                 <w:sz w:val="13"/>
               </w:rPr>
-              <w:t>d</w:t>
-            </w:r>
-            <w:r>
-              <w:rPr>
-                <w:sz w:val="13"/>
-              </w:rPr>
-              <w:t>ị</w:t>
-            </w:r>
-            <w:r>
-              <w:rPr>
-                <w:sz w:val="13"/>
-              </w:rPr>
-              <w:t>ch</w:t>
+              <w:t>dịch</w:t>
             </w:r>
             <w:r>
               <w:rPr>
@@ -7094,13 +5972,7 @@
               <w:rPr>
                 <w:sz w:val="13"/>
               </w:rPr>
-              <w:t>v</w:t>
-            </w:r>
-            <w:r>
-              <w:rPr>
-                <w:sz w:val="13"/>
-              </w:rPr>
-              <w:t>ụ</w:t>
+              <w:t>vụ</w:t>
             </w:r>
             <w:r>
               <w:rPr>
@@ -7113,19 +5985,7 @@
               <w:rPr>
                 <w:sz w:val="13"/>
               </w:rPr>
-              <w:t>c</w:t>
-            </w:r>
-            <w:r>
-              <w:rPr>
-                <w:sz w:val="13"/>
-              </w:rPr>
-              <w:t>ủ</w:t>
-            </w:r>
-            <w:r>
-              <w:rPr>
-                <w:sz w:val="13"/>
-              </w:rPr>
-              <w:t>a</w:t>
+              <w:t>của</w:t>
             </w:r>
             <w:r>
               <w:rPr>
@@ -7138,13 +5998,7 @@
               <w:rPr>
                 <w:sz w:val="13"/>
               </w:rPr>
-              <w:t>ch</w:t>
-            </w:r>
-            <w:r>
-              <w:rPr>
-                <w:sz w:val="13"/>
-              </w:rPr>
-              <w:t>ỗ</w:t>
+              <w:t>chỗ</w:t>
             </w:r>
             <w:r>
               <w:rPr>
@@ -7158,14 +6012,7 @@
                 <w:spacing w:val="-4"/>
                 <w:sz w:val="13"/>
               </w:rPr>
-              <w:t>ngh</w:t>
-            </w:r>
-            <w:r>
-              <w:rPr>
-                <w:spacing w:val="-4"/>
-                <w:sz w:val="13"/>
-              </w:rPr>
-              <w:t>ỉ</w:t>
+              <w:t>nghỉ</w:t>
             </w:r>
           </w:p>
         </w:tc>
@@ -7219,19 +6066,7 @@
         <w:rPr>
           <w:spacing w:val="-2"/>
         </w:rPr>
-        <w:t>tr</w:t>
-      </w:r>
-      <w:r>
-        <w:rPr>
-          <w:spacing w:val="-2"/>
-        </w:rPr>
-        <w:t>ọ</w:t>
-      </w:r>
-      <w:r>
-        <w:rPr>
-          <w:spacing w:val="-2"/>
-        </w:rPr>
-        <w:t>ng</w:t>
+        <w:t>trọng</w:t>
       </w:r>
       <w:r>
         <w:tab/>
@@ -7265,19 +6100,7 @@
         <w:rPr>
           <w:spacing w:val="-5"/>
         </w:rPr>
-        <w:t>s</w:t>
-      </w:r>
-      <w:r>
-        <w:rPr>
-          <w:spacing w:val="-5"/>
-        </w:rPr>
-        <w:t>ạ</w:t>
-      </w:r>
-      <w:r>
-        <w:rPr>
-          <w:spacing w:val="-5"/>
-        </w:rPr>
-        <w:t>n</w:t>
+        <w:t>sạn</w:t>
       </w:r>
     </w:p>
     <w:p>
@@ -7290,13 +6113,7 @@
         <w:rPr>
           <w:w w:val="105"/>
         </w:rPr>
-        <w:t>Ch</w:t>
-      </w:r>
-      <w:r>
-        <w:rPr>
-          <w:w w:val="105"/>
-        </w:rPr>
-        <w:t>ỗ</w:t>
+        <w:t>Chỗ</w:t>
       </w:r>
       <w:r>
         <w:rPr>
@@ -7309,19 +6126,7 @@
         <w:rPr>
           <w:w w:val="105"/>
         </w:rPr>
-        <w:t>đ</w:t>
-      </w:r>
-      <w:r>
-        <w:rPr>
-          <w:w w:val="105"/>
-        </w:rPr>
-        <w:t>ậ</w:t>
-      </w:r>
-      <w:r>
-        <w:rPr>
-          <w:w w:val="105"/>
-        </w:rPr>
-        <w:t>u</w:t>
+        <w:t>đậu</w:t>
       </w:r>
       <w:r>
         <w:rPr>
@@ -7413,13 +6218,7 @@
         <w:rPr>
           <w:w w:val="105"/>
         </w:rPr>
-        <w:t>đ</w:t>
-      </w:r>
-      <w:r>
-        <w:rPr>
-          <w:w w:val="105"/>
-        </w:rPr>
-        <w:t>ỗ</w:t>
+        <w:t>đỗ</w:t>
       </w:r>
       <w:r>
         <w:rPr>
@@ -7445,19 +6244,7 @@
         <w:rPr>
           <w:w w:val="105"/>
         </w:rPr>
-        <w:t>mi</w:t>
-      </w:r>
-      <w:r>
-        <w:rPr>
-          <w:w w:val="105"/>
-        </w:rPr>
-        <w:t>ễ</w:t>
-      </w:r>
-      <w:r>
-        <w:rPr>
-          <w:w w:val="105"/>
-        </w:rPr>
-        <w:t>n</w:t>
+        <w:t>miễn</w:t>
       </w:r>
       <w:r>
         <w:rPr>
@@ -7483,19 +6270,7 @@
         <w:rPr>
           <w:w w:val="105"/>
         </w:rPr>
-        <w:t>t</w:t>
-      </w:r>
-      <w:r>
-        <w:rPr>
-          <w:w w:val="105"/>
-        </w:rPr>
-        <w:t>ạ</w:t>
-      </w:r>
-      <w:r>
-        <w:rPr>
-          <w:w w:val="105"/>
-        </w:rPr>
-        <w:t>i</w:t>
+        <w:t>tại</w:t>
       </w:r>
       <w:r>
         <w:rPr>
@@ -7508,13 +6283,7 @@
         <w:rPr>
           <w:w w:val="105"/>
         </w:rPr>
-        <w:t>ch</w:t>
-      </w:r>
-      <w:r>
-        <w:rPr>
-          <w:w w:val="105"/>
-        </w:rPr>
-        <w:t>ỗ</w:t>
+        <w:t>chỗ</w:t>
       </w:r>
       <w:r>
         <w:rPr>
@@ -7540,19 +6309,7 @@
         <w:rPr>
           <w:w w:val="105"/>
         </w:rPr>
-        <w:t>c</w:t>
-      </w:r>
-      <w:r>
-        <w:rPr>
-          <w:w w:val="105"/>
-        </w:rPr>
-        <w:t>ầ</w:t>
-      </w:r>
-      <w:r>
-        <w:rPr>
-          <w:w w:val="105"/>
-        </w:rPr>
-        <w:t>n</w:t>
+        <w:t>cần</w:t>
       </w:r>
       <w:r>
         <w:rPr>
@@ -7565,19 +6322,7 @@
         <w:rPr>
           <w:w w:val="105"/>
         </w:rPr>
-        <w:t>đ</w:t>
-      </w:r>
-      <w:r>
-        <w:rPr>
-          <w:w w:val="105"/>
-        </w:rPr>
-        <w:t>ặ</w:t>
-      </w:r>
-      <w:r>
-        <w:rPr>
-          <w:w w:val="105"/>
-        </w:rPr>
-        <w:t>t</w:t>
+        <w:t>đặt</w:t>
       </w:r>
       <w:r>
         <w:rPr>
@@ -7590,13 +6335,7 @@
         <w:rPr>
           <w:w w:val="105"/>
         </w:rPr>
-        <w:t>ch</w:t>
-      </w:r>
-      <w:r>
-        <w:rPr>
-          <w:w w:val="105"/>
-        </w:rPr>
-        <w:t>ỗ</w:t>
+        <w:t>chỗ</w:t>
       </w:r>
       <w:r>
         <w:rPr>
@@ -7610,21 +6349,7 @@
           <w:spacing w:val="-2"/>
           <w:w w:val="105"/>
         </w:rPr>
-        <w:t>trư</w:t>
-      </w:r>
-      <w:r>
-        <w:rPr>
-          <w:spacing w:val="-2"/>
-          <w:w w:val="105"/>
-        </w:rPr>
-        <w:t>ớ</w:t>
-      </w:r>
-      <w:r>
-        <w:rPr>
-          <w:spacing w:val="-2"/>
-          <w:w w:val="105"/>
-        </w:rPr>
-        <w:t>c).</w:t>
+        <w:t>trước).</w:t>
       </w:r>
     </w:p>
     <w:p>
@@ -7696,19 +6421,7 @@
         <w:rPr>
           <w:w w:val="105"/>
         </w:rPr>
-        <w:t>c</w:t>
-      </w:r>
-      <w:r>
-        <w:rPr>
-          <w:w w:val="105"/>
-        </w:rPr>
-        <w:t>ậ</w:t>
-      </w:r>
-      <w:r>
-        <w:rPr>
-          <w:w w:val="105"/>
-        </w:rPr>
-        <w:t>p</w:t>
+        <w:t>cập</w:t>
       </w:r>
       <w:r>
         <w:rPr>
@@ -7734,7 +6447,7 @@
       </w:pPr>
     </w:p>
     <w:sectPr>
-      <w:headerReference w:type="default" r:id="rId21"/>
+      <w:headerReference w:type="default" r:id="rId26"/>
       <w:pgSz w:w="11910" w:h="16850"/>
       <w:pgMar w:top="1100" w:right="850" w:bottom="280" w:left="566" w:header="361" w:footer="0" w:gutter="0"/>
       <w:cols w:num="4" w:space="720" w:equalWidth="0">
@@ -7749,7 +6462,7 @@
 </file>
 
 <file path=word/endnotes.xml><?xml version="1.0" encoding="utf-8"?>
-<w:endnotes xmlns:wpc="http://schemas.microsoft.com/office/word/2010/wordprocessingCanvas" xmlns:cx="http://schemas.microsoft.com/office/drawing/2014/chartex" xmlns:cx1="http://schemas.microsoft.com/office/drawing/2015/9/8/chartex" xmlns:cx2="http://schemas.microsoft.com/office/drawing/2015/10/21/chartex" xmlns:cx3="http://schemas.microsoft.com/office/drawing/2016/5/9/chartex" xmlns:cx4="http://schemas.microsoft.com/office/drawing/2016/5/10/chartex" xmlns:cx5="http://schemas.microsoft.com/office/drawing/2016/5/11/chartex" xmlns:cx6="http://schemas.microsoft.com/office/drawing/2016/5/12/chartex" xmlns:cx7="http://schemas.microsoft.com/office/drawing/2016/5/13/chartex" xmlns:cx8="http://schemas.microsoft.com/office/drawing/2016/5/14/chartex" xmlns:mc="http://schemas.openxmlformats.org/markup-compatibility/2006" xmlns:aink="http://schemas.microsoft.com/office/drawing/2016/ink" xmlns:am3d="http://schemas.microsoft.com/office/drawing/2017/model3d" xmlns:o="urn:schemas-microsoft-com:office:office" xmlns:r="http://schemas.openxmlformats.org/officeDocument/2006/relationships" xmlns:m="http://schemas.openxmlformats.org/officeDocument/2006/math" xmlns:v="urn:schemas-microsoft-com:vml" xmlns:wp14="http://schemas.microsoft.com/office/word/2010/wordprocessingDrawing" xmlns:wp="http://schemas.openxmlformats.org/drawingml/2006/wordprocessingDrawing" xmlns:w10="urn:schemas-microsoft-com:office:word" xmlns:w="http://schemas.openxmlformats.org/wordprocessingml/2006/main" xmlns:w14="http://schemas.microsoft.com/office/word/2010/wordml" xmlns:w15="http://schemas.microsoft.com/office/word/2012/wordml" xmlns:w16cex="http://schemas.microsoft.com/office/word/2018/wordml/cex" xmlns:w16cid="http://schemas.microsoft.com/office/word/2016/wordml/cid" xmlns:w16="http://schemas.microsoft.com/office/word/2018/wordml" xmlns:w16sdtdh="http://schemas.microsoft.com/office/word/2020/wordml/sdtdatahash" xmlns:w16se="http://schemas.microsoft.com/office/word/2015/wordml/symex" xmlns:wpg="http://schemas.microsoft.com/office/word/2010/wordprocessingGroup" xmlns:wpi="http://schemas.microsoft.com/office/word/2010/wordprocessingInk" xmlns:wne="http://schemas.microsoft.com/office/word/2006/wordml" xmlns:wps="http://schemas.microsoft.com/office/word/2010/wordprocessingShape" mc:Ignorable="w14 w15 w16se w16cid w16 w16cex w16sdtdh wp14">
+<w:endnotes xmlns:wpc="http://schemas.microsoft.com/office/word/2010/wordprocessingCanvas" xmlns:cx="http://schemas.microsoft.com/office/drawing/2014/chartex" xmlns:cx1="http://schemas.microsoft.com/office/drawing/2015/9/8/chartex" xmlns:cx2="http://schemas.microsoft.com/office/drawing/2015/10/21/chartex" xmlns:cx3="http://schemas.microsoft.com/office/drawing/2016/5/9/chartex" xmlns:cx4="http://schemas.microsoft.com/office/drawing/2016/5/10/chartex" xmlns:cx5="http://schemas.microsoft.com/office/drawing/2016/5/11/chartex" xmlns:cx6="http://schemas.microsoft.com/office/drawing/2016/5/12/chartex" xmlns:cx7="http://schemas.microsoft.com/office/drawing/2016/5/13/chartex" xmlns:cx8="http://schemas.microsoft.com/office/drawing/2016/5/14/chartex" xmlns:mc="http://schemas.openxmlformats.org/markup-compatibility/2006" xmlns:aink="http://schemas.microsoft.com/office/drawing/2016/ink" xmlns:am3d="http://schemas.microsoft.com/office/drawing/2017/model3d" xmlns:o="urn:schemas-microsoft-com:office:office" xmlns:oel="http://schemas.microsoft.com/office/2019/extlst" xmlns:r="http://schemas.openxmlformats.org/officeDocument/2006/relationships" xmlns:m="http://schemas.openxmlformats.org/officeDocument/2006/math" xmlns:v="urn:schemas-microsoft-com:vml" xmlns:wp14="http://schemas.microsoft.com/office/word/2010/wordprocessingDrawing" xmlns:wp="http://schemas.openxmlformats.org/drawingml/2006/wordprocessingDrawing" xmlns:w10="urn:schemas-microsoft-com:office:word" xmlns:w="http://schemas.openxmlformats.org/wordprocessingml/2006/main" xmlns:w14="http://schemas.microsoft.com/office/word/2010/wordml" xmlns:w15="http://schemas.microsoft.com/office/word/2012/wordml" xmlns:w16cex="http://schemas.microsoft.com/office/word/2018/wordml/cex" xmlns:w16cid="http://schemas.microsoft.com/office/word/2016/wordml/cid" xmlns:w16="http://schemas.microsoft.com/office/word/2018/wordml" xmlns:w16du="http://schemas.microsoft.com/office/word/2023/wordml/word16du" xmlns:w16sdtdh="http://schemas.microsoft.com/office/word/2020/wordml/sdtdatahash" xmlns:w16sdtfl="http://schemas.microsoft.com/office/word/2024/wordml/sdtformatlock" xmlns:w16se="http://schemas.microsoft.com/office/word/2015/wordml/symex" xmlns:wpg="http://schemas.microsoft.com/office/word/2010/wordprocessingGroup" xmlns:wpi="http://schemas.microsoft.com/office/word/2010/wordprocessingInk" xmlns:wne="http://schemas.microsoft.com/office/word/2006/wordml" xmlns:wps="http://schemas.microsoft.com/office/word/2010/wordprocessingShape" mc:Ignorable="w14 w15 w16se w16cid w16 w16cex w16sdtdh w16sdtfl w16du wp14">
   <w:endnote w:type="separator" w:id="-1">
     <w:p>
       <w:r>
@@ -7767,8 +6480,38 @@
 </w:endnotes>
 </file>
 
+<file path=word/footer1.xml><?xml version="1.0" encoding="utf-8"?>
+<w:ftr xmlns:wpc="http://schemas.microsoft.com/office/word/2010/wordprocessingCanvas" xmlns:cx="http://schemas.microsoft.com/office/drawing/2014/chartex" xmlns:cx1="http://schemas.microsoft.com/office/drawing/2015/9/8/chartex" xmlns:cx2="http://schemas.microsoft.com/office/drawing/2015/10/21/chartex" xmlns:cx3="http://schemas.microsoft.com/office/drawing/2016/5/9/chartex" xmlns:cx4="http://schemas.microsoft.com/office/drawing/2016/5/10/chartex" xmlns:cx5="http://schemas.microsoft.com/office/drawing/2016/5/11/chartex" xmlns:cx6="http://schemas.microsoft.com/office/drawing/2016/5/12/chartex" xmlns:cx7="http://schemas.microsoft.com/office/drawing/2016/5/13/chartex" xmlns:cx8="http://schemas.microsoft.com/office/drawing/2016/5/14/chartex" xmlns:mc="http://schemas.openxmlformats.org/markup-compatibility/2006" xmlns:aink="http://schemas.microsoft.com/office/drawing/2016/ink" xmlns:am3d="http://schemas.microsoft.com/office/drawing/2017/model3d" xmlns:o="urn:schemas-microsoft-com:office:office" xmlns:oel="http://schemas.microsoft.com/office/2019/extlst" xmlns:r="http://schemas.openxmlformats.org/officeDocument/2006/relationships" xmlns:m="http://schemas.openxmlformats.org/officeDocument/2006/math" xmlns:v="urn:schemas-microsoft-com:vml" xmlns:wp14="http://schemas.microsoft.com/office/word/2010/wordprocessingDrawing" xmlns:wp="http://schemas.openxmlformats.org/drawingml/2006/wordprocessingDrawing" xmlns:w10="urn:schemas-microsoft-com:office:word" xmlns:w="http://schemas.openxmlformats.org/wordprocessingml/2006/main" xmlns:w14="http://schemas.microsoft.com/office/word/2010/wordml" xmlns:w15="http://schemas.microsoft.com/office/word/2012/wordml" xmlns:w16cex="http://schemas.microsoft.com/office/word/2018/wordml/cex" xmlns:w16cid="http://schemas.microsoft.com/office/word/2016/wordml/cid" xmlns:w16="http://schemas.microsoft.com/office/word/2018/wordml" xmlns:w16du="http://schemas.microsoft.com/office/word/2023/wordml/word16du" xmlns:w16sdtdh="http://schemas.microsoft.com/office/word/2020/wordml/sdtdatahash" xmlns:w16sdtfl="http://schemas.microsoft.com/office/word/2024/wordml/sdtformatlock" xmlns:w16se="http://schemas.microsoft.com/office/word/2015/wordml/symex" xmlns:wpg="http://schemas.microsoft.com/office/word/2010/wordprocessingGroup" xmlns:wpi="http://schemas.microsoft.com/office/word/2010/wordprocessingInk" xmlns:wne="http://schemas.microsoft.com/office/word/2006/wordml" xmlns:wps="http://schemas.microsoft.com/office/word/2010/wordprocessingShape" mc:Ignorable="w14 w15 w16se w16cid w16 w16cex w16sdtdh w16sdtfl w16du wp14">
+  <w:p>
+    <w:pPr>
+      <w:pStyle w:val="Footer"/>
+    </w:pPr>
+  </w:p>
+</w:ftr>
+</file>
+
+<file path=word/footer2.xml><?xml version="1.0" encoding="utf-8"?>
+<w:ftr xmlns:wpc="http://schemas.microsoft.com/office/word/2010/wordprocessingCanvas" xmlns:cx="http://schemas.microsoft.com/office/drawing/2014/chartex" xmlns:cx1="http://schemas.microsoft.com/office/drawing/2015/9/8/chartex" xmlns:cx2="http://schemas.microsoft.com/office/drawing/2015/10/21/chartex" xmlns:cx3="http://schemas.microsoft.com/office/drawing/2016/5/9/chartex" xmlns:cx4="http://schemas.microsoft.com/office/drawing/2016/5/10/chartex" xmlns:cx5="http://schemas.microsoft.com/office/drawing/2016/5/11/chartex" xmlns:cx6="http://schemas.microsoft.com/office/drawing/2016/5/12/chartex" xmlns:cx7="http://schemas.microsoft.com/office/drawing/2016/5/13/chartex" xmlns:cx8="http://schemas.microsoft.com/office/drawing/2016/5/14/chartex" xmlns:mc="http://schemas.openxmlformats.org/markup-compatibility/2006" xmlns:aink="http://schemas.microsoft.com/office/drawing/2016/ink" xmlns:am3d="http://schemas.microsoft.com/office/drawing/2017/model3d" xmlns:o="urn:schemas-microsoft-com:office:office" xmlns:oel="http://schemas.microsoft.com/office/2019/extlst" xmlns:r="http://schemas.openxmlformats.org/officeDocument/2006/relationships" xmlns:m="http://schemas.openxmlformats.org/officeDocument/2006/math" xmlns:v="urn:schemas-microsoft-com:vml" xmlns:wp14="http://schemas.microsoft.com/office/word/2010/wordprocessingDrawing" xmlns:wp="http://schemas.openxmlformats.org/drawingml/2006/wordprocessingDrawing" xmlns:w10="urn:schemas-microsoft-com:office:word" xmlns:w="http://schemas.openxmlformats.org/wordprocessingml/2006/main" xmlns:w14="http://schemas.microsoft.com/office/word/2010/wordml" xmlns:w15="http://schemas.microsoft.com/office/word/2012/wordml" xmlns:w16cex="http://schemas.microsoft.com/office/word/2018/wordml/cex" xmlns:w16cid="http://schemas.microsoft.com/office/word/2016/wordml/cid" xmlns:w16="http://schemas.microsoft.com/office/word/2018/wordml" xmlns:w16du="http://schemas.microsoft.com/office/word/2023/wordml/word16du" xmlns:w16sdtdh="http://schemas.microsoft.com/office/word/2020/wordml/sdtdatahash" xmlns:w16sdtfl="http://schemas.microsoft.com/office/word/2024/wordml/sdtformatlock" xmlns:w16se="http://schemas.microsoft.com/office/word/2015/wordml/symex" xmlns:wpg="http://schemas.microsoft.com/office/word/2010/wordprocessingGroup" xmlns:wpi="http://schemas.microsoft.com/office/word/2010/wordprocessingInk" xmlns:wne="http://schemas.microsoft.com/office/word/2006/wordml" xmlns:wps="http://schemas.microsoft.com/office/word/2010/wordprocessingShape" mc:Ignorable="w14 w15 w16se w16cid w16 w16cex w16sdtdh w16sdtfl w16du wp14">
+  <w:p>
+    <w:pPr>
+      <w:pStyle w:val="Footer"/>
+    </w:pPr>
+  </w:p>
+</w:ftr>
+</file>
+
+<file path=word/footer3.xml><?xml version="1.0" encoding="utf-8"?>
+<w:ftr xmlns:wpc="http://schemas.microsoft.com/office/word/2010/wordprocessingCanvas" xmlns:cx="http://schemas.microsoft.com/office/drawing/2014/chartex" xmlns:cx1="http://schemas.microsoft.com/office/drawing/2015/9/8/chartex" xmlns:cx2="http://schemas.microsoft.com/office/drawing/2015/10/21/chartex" xmlns:cx3="http://schemas.microsoft.com/office/drawing/2016/5/9/chartex" xmlns:cx4="http://schemas.microsoft.com/office/drawing/2016/5/10/chartex" xmlns:cx5="http://schemas.microsoft.com/office/drawing/2016/5/11/chartex" xmlns:cx6="http://schemas.microsoft.com/office/drawing/2016/5/12/chartex" xmlns:cx7="http://schemas.microsoft.com/office/drawing/2016/5/13/chartex" xmlns:cx8="http://schemas.microsoft.com/office/drawing/2016/5/14/chartex" xmlns:mc="http://schemas.openxmlformats.org/markup-compatibility/2006" xmlns:aink="http://schemas.microsoft.com/office/drawing/2016/ink" xmlns:am3d="http://schemas.microsoft.com/office/drawing/2017/model3d" xmlns:o="urn:schemas-microsoft-com:office:office" xmlns:oel="http://schemas.microsoft.com/office/2019/extlst" xmlns:r="http://schemas.openxmlformats.org/officeDocument/2006/relationships" xmlns:m="http://schemas.openxmlformats.org/officeDocument/2006/math" xmlns:v="urn:schemas-microsoft-com:vml" xmlns:wp14="http://schemas.microsoft.com/office/word/2010/wordprocessingDrawing" xmlns:wp="http://schemas.openxmlformats.org/drawingml/2006/wordprocessingDrawing" xmlns:w10="urn:schemas-microsoft-com:office:word" xmlns:w="http://schemas.openxmlformats.org/wordprocessingml/2006/main" xmlns:w14="http://schemas.microsoft.com/office/word/2010/wordml" xmlns:w15="http://schemas.microsoft.com/office/word/2012/wordml" xmlns:w16cex="http://schemas.microsoft.com/office/word/2018/wordml/cex" xmlns:w16cid="http://schemas.microsoft.com/office/word/2016/wordml/cid" xmlns:w16="http://schemas.microsoft.com/office/word/2018/wordml" xmlns:w16du="http://schemas.microsoft.com/office/word/2023/wordml/word16du" xmlns:w16sdtdh="http://schemas.microsoft.com/office/word/2020/wordml/sdtdatahash" xmlns:w16sdtfl="http://schemas.microsoft.com/office/word/2024/wordml/sdtformatlock" xmlns:w16se="http://schemas.microsoft.com/office/word/2015/wordml/symex" xmlns:wpg="http://schemas.microsoft.com/office/word/2010/wordprocessingGroup" xmlns:wpi="http://schemas.microsoft.com/office/word/2010/wordprocessingInk" xmlns:wne="http://schemas.microsoft.com/office/word/2006/wordml" xmlns:wps="http://schemas.microsoft.com/office/word/2010/wordprocessingShape" mc:Ignorable="w14 w15 w16se w16cid w16 w16cex w16sdtdh w16sdtfl w16du wp14">
+  <w:p>
+    <w:pPr>
+      <w:pStyle w:val="Footer"/>
+    </w:pPr>
+  </w:p>
+</w:ftr>
+</file>
+
 <file path=word/footnotes.xml><?xml version="1.0" encoding="utf-8"?>
-<w:footnotes xmlns:wpc="http://schemas.microsoft.com/office/word/2010/wordprocessingCanvas" xmlns:cx="http://schemas.microsoft.com/office/drawing/2014/chartex" xmlns:cx1="http://schemas.microsoft.com/office/drawing/2015/9/8/chartex" xmlns:cx2="http://schemas.microsoft.com/office/drawing/2015/10/21/chartex" xmlns:cx3="http://schemas.microsoft.com/office/drawing/2016/5/9/chartex" xmlns:cx4="http://schemas.microsoft.com/office/drawing/2016/5/10/chartex" xmlns:cx5="http://schemas.microsoft.com/office/drawing/2016/5/11/chartex" xmlns:cx6="http://schemas.microsoft.com/office/drawing/2016/5/12/chartex" xmlns:cx7="http://schemas.microsoft.com/office/drawing/2016/5/13/chartex" xmlns:cx8="http://schemas.microsoft.com/office/drawing/2016/5/14/chartex" xmlns:mc="http://schemas.openxmlformats.org/markup-compatibility/2006" xmlns:aink="http://schemas.microsoft.com/office/drawing/2016/ink" xmlns:am3d="http://schemas.microsoft.com/office/drawing/2017/model3d" xmlns:o="urn:schemas-microsoft-com:office:office" xmlns:r="http://schemas.openxmlformats.org/officeDocument/2006/relationships" xmlns:m="http://schemas.openxmlformats.org/officeDocument/2006/math" xmlns:v="urn:schemas-microsoft-com:vml" xmlns:wp14="http://schemas.microsoft.com/office/word/2010/wordprocessingDrawing" xmlns:wp="http://schemas.openxmlformats.org/drawingml/2006/wordprocessingDrawing" xmlns:w10="urn:schemas-microsoft-com:office:word" xmlns:w="http://schemas.openxmlformats.org/wordprocessingml/2006/main" xmlns:w14="http://schemas.microsoft.com/office/word/2010/wordml" xmlns:w15="http://schemas.microsoft.com/office/word/2012/wordml" xmlns:w16cex="http://schemas.microsoft.com/office/word/2018/wordml/cex" xmlns:w16cid="http://schemas.microsoft.com/office/word/2016/wordml/cid" xmlns:w16="http://schemas.microsoft.com/office/word/2018/wordml" xmlns:w16sdtdh="http://schemas.microsoft.com/office/word/2020/wordml/sdtdatahash" xmlns:w16se="http://schemas.microsoft.com/office/word/2015/wordml/symex" xmlns:wpg="http://schemas.microsoft.com/office/word/2010/wordprocessingGroup" xmlns:wpi="http://schemas.microsoft.com/office/word/2010/wordprocessingInk" xmlns:wne="http://schemas.microsoft.com/office/word/2006/wordml" xmlns:wps="http://schemas.microsoft.com/office/word/2010/wordprocessingShape" mc:Ignorable="w14 w15 w16se w16cid w16 w16cex w16sdtdh wp14">
+<w:footnotes xmlns:wpc="http://schemas.microsoft.com/office/word/2010/wordprocessingCanvas" xmlns:cx="http://schemas.microsoft.com/office/drawing/2014/chartex" xmlns:cx1="http://schemas.microsoft.com/office/drawing/2015/9/8/chartex" xmlns:cx2="http://schemas.microsoft.com/office/drawing/2015/10/21/chartex" xmlns:cx3="http://schemas.microsoft.com/office/drawing/2016/5/9/chartex" xmlns:cx4="http://schemas.microsoft.com/office/drawing/2016/5/10/chartex" xmlns:cx5="http://schemas.microsoft.com/office/drawing/2016/5/11/chartex" xmlns:cx6="http://schemas.microsoft.com/office/drawing/2016/5/12/chartex" xmlns:cx7="http://schemas.microsoft.com/office/drawing/2016/5/13/chartex" xmlns:cx8="http://schemas.microsoft.com/office/drawing/2016/5/14/chartex" xmlns:mc="http://schemas.openxmlformats.org/markup-compatibility/2006" xmlns:aink="http://schemas.microsoft.com/office/drawing/2016/ink" xmlns:am3d="http://schemas.microsoft.com/office/drawing/2017/model3d" xmlns:o="urn:schemas-microsoft-com:office:office" xmlns:oel="http://schemas.microsoft.com/office/2019/extlst" xmlns:r="http://schemas.openxmlformats.org/officeDocument/2006/relationships" xmlns:m="http://schemas.openxmlformats.org/officeDocument/2006/math" xmlns:v="urn:schemas-microsoft-com:vml" xmlns:wp14="http://schemas.microsoft.com/office/word/2010/wordprocessingDrawing" xmlns:wp="http://schemas.openxmlformats.org/drawingml/2006/wordprocessingDrawing" xmlns:w10="urn:schemas-microsoft-com:office:word" xmlns:w="http://schemas.openxmlformats.org/wordprocessingml/2006/main" xmlns:w14="http://schemas.microsoft.com/office/word/2010/wordml" xmlns:w15="http://schemas.microsoft.com/office/word/2012/wordml" xmlns:w16cex="http://schemas.microsoft.com/office/word/2018/wordml/cex" xmlns:w16cid="http://schemas.microsoft.com/office/word/2016/wordml/cid" xmlns:w16="http://schemas.microsoft.com/office/word/2018/wordml" xmlns:w16du="http://schemas.microsoft.com/office/word/2023/wordml/word16du" xmlns:w16sdtdh="http://schemas.microsoft.com/office/word/2020/wordml/sdtdatahash" xmlns:w16sdtfl="http://schemas.microsoft.com/office/word/2024/wordml/sdtformatlock" xmlns:w16se="http://schemas.microsoft.com/office/word/2015/wordml/symex" xmlns:wpg="http://schemas.microsoft.com/office/word/2010/wordprocessingGroup" xmlns:wpi="http://schemas.microsoft.com/office/word/2010/wordprocessingInk" xmlns:wne="http://schemas.microsoft.com/office/word/2006/wordml" xmlns:wps="http://schemas.microsoft.com/office/word/2010/wordprocessingShape" mc:Ignorable="w14 w15 w16se w16cid w16 w16cex w16sdtdh w16sdtfl w16du wp14">
   <w:footnote w:type="separator" w:id="-1">
     <w:p>
       <w:r>
@@ -7787,7 +6530,17 @@
 </file>
 
 <file path=word/header1.xml><?xml version="1.0" encoding="utf-8"?>
-<w:hdr xmlns:wpc="http://schemas.microsoft.com/office/word/2010/wordprocessingCanvas" xmlns:cx="http://schemas.microsoft.com/office/drawing/2014/chartex" xmlns:cx1="http://schemas.microsoft.com/office/drawing/2015/9/8/chartex" xmlns:cx2="http://schemas.microsoft.com/office/drawing/2015/10/21/chartex" xmlns:cx3="http://schemas.microsoft.com/office/drawing/2016/5/9/chartex" xmlns:cx4="http://schemas.microsoft.com/office/drawing/2016/5/10/chartex" xmlns:cx5="http://schemas.microsoft.com/office/drawing/2016/5/11/chartex" xmlns:cx6="http://schemas.microsoft.com/office/drawing/2016/5/12/chartex" xmlns:cx7="http://schemas.microsoft.com/office/drawing/2016/5/13/chartex" xmlns:cx8="http://schemas.microsoft.com/office/drawing/2016/5/14/chartex" xmlns:mc="http://schemas.openxmlformats.org/markup-compatibility/2006" xmlns:aink="http://schemas.microsoft.com/office/drawing/2016/ink" xmlns:am3d="http://schemas.microsoft.com/office/drawing/2017/model3d" xmlns:o="urn:schemas-microsoft-com:office:office" xmlns:r="http://schemas.openxmlformats.org/officeDocument/2006/relationships" xmlns:m="http://schemas.openxmlformats.org/officeDocument/2006/math" xmlns:v="urn:schemas-microsoft-com:vml" xmlns:wp14="http://schemas.microsoft.com/office/word/2010/wordprocessingDrawing" xmlns:wp="http://schemas.openxmlformats.org/drawingml/2006/wordprocessingDrawing" xmlns:w10="urn:schemas-microsoft-com:office:word" xmlns:w="http://schemas.openxmlformats.org/wordprocessingml/2006/main" xmlns:w14="http://schemas.microsoft.com/office/word/2010/wordml" xmlns:w15="http://schemas.microsoft.com/office/word/2012/wordml" xmlns:w16cex="http://schemas.microsoft.com/office/word/2018/wordml/cex" xmlns:w16cid="http://schemas.microsoft.com/office/word/2016/wordml/cid" xmlns:w16="http://schemas.microsoft.com/office/word/2018/wordml" xmlns:w16sdtdh="http://schemas.microsoft.com/office/word/2020/wordml/sdtdatahash" xmlns:w16se="http://schemas.microsoft.com/office/word/2015/wordml/symex" xmlns:wpg="http://schemas.microsoft.com/office/word/2010/wordprocessingGroup" xmlns:wpi="http://schemas.microsoft.com/office/word/2010/wordprocessingInk" xmlns:wne="http://schemas.microsoft.com/office/word/2006/wordml" xmlns:wps="http://schemas.microsoft.com/office/word/2010/wordprocessingShape" mc:Ignorable="w14 w15 w16se w16cid w16 w16cex w16sdtdh wp14">
+<w:hdr xmlns:wpc="http://schemas.microsoft.com/office/word/2010/wordprocessingCanvas" xmlns:cx="http://schemas.microsoft.com/office/drawing/2014/chartex" xmlns:cx1="http://schemas.microsoft.com/office/drawing/2015/9/8/chartex" xmlns:cx2="http://schemas.microsoft.com/office/drawing/2015/10/21/chartex" xmlns:cx3="http://schemas.microsoft.com/office/drawing/2016/5/9/chartex" xmlns:cx4="http://schemas.microsoft.com/office/drawing/2016/5/10/chartex" xmlns:cx5="http://schemas.microsoft.com/office/drawing/2016/5/11/chartex" xmlns:cx6="http://schemas.microsoft.com/office/drawing/2016/5/12/chartex" xmlns:cx7="http://schemas.microsoft.com/office/drawing/2016/5/13/chartex" xmlns:cx8="http://schemas.microsoft.com/office/drawing/2016/5/14/chartex" xmlns:mc="http://schemas.openxmlformats.org/markup-compatibility/2006" xmlns:aink="http://schemas.microsoft.com/office/drawing/2016/ink" xmlns:am3d="http://schemas.microsoft.com/office/drawing/2017/model3d" xmlns:o="urn:schemas-microsoft-com:office:office" xmlns:oel="http://schemas.microsoft.com/office/2019/extlst" xmlns:r="http://schemas.openxmlformats.org/officeDocument/2006/relationships" xmlns:m="http://schemas.openxmlformats.org/officeDocument/2006/math" xmlns:v="urn:schemas-microsoft-com:vml" xmlns:wp14="http://schemas.microsoft.com/office/word/2010/wordprocessingDrawing" xmlns:wp="http://schemas.openxmlformats.org/drawingml/2006/wordprocessingDrawing" xmlns:w10="urn:schemas-microsoft-com:office:word" xmlns:w="http://schemas.openxmlformats.org/wordprocessingml/2006/main" xmlns:w14="http://schemas.microsoft.com/office/word/2010/wordml" xmlns:w15="http://schemas.microsoft.com/office/word/2012/wordml" xmlns:w16cex="http://schemas.microsoft.com/office/word/2018/wordml/cex" xmlns:w16cid="http://schemas.microsoft.com/office/word/2016/wordml/cid" xmlns:w16="http://schemas.microsoft.com/office/word/2018/wordml" xmlns:w16du="http://schemas.microsoft.com/office/word/2023/wordml/word16du" xmlns:w16sdtdh="http://schemas.microsoft.com/office/word/2020/wordml/sdtdatahash" xmlns:w16sdtfl="http://schemas.microsoft.com/office/word/2024/wordml/sdtformatlock" xmlns:w16se="http://schemas.microsoft.com/office/word/2015/wordml/symex" xmlns:wpg="http://schemas.microsoft.com/office/word/2010/wordprocessingGroup" xmlns:wpi="http://schemas.microsoft.com/office/word/2010/wordprocessingInk" xmlns:wne="http://schemas.microsoft.com/office/word/2006/wordml" xmlns:wps="http://schemas.microsoft.com/office/word/2010/wordprocessingShape" mc:Ignorable="w14 w15 w16se w16cid w16 w16cex w16sdtdh w16sdtfl w16du wp14">
+  <w:p>
+    <w:pPr>
+      <w:pStyle w:val="Header"/>
+    </w:pPr>
+  </w:p>
+</w:hdr>
+</file>
+
+<file path=word/header2.xml><?xml version="1.0" encoding="utf-8"?>
+<w:hdr xmlns:wpc="http://schemas.microsoft.com/office/word/2010/wordprocessingCanvas" xmlns:cx="http://schemas.microsoft.com/office/drawing/2014/chartex" xmlns:cx1="http://schemas.microsoft.com/office/drawing/2015/9/8/chartex" xmlns:cx2="http://schemas.microsoft.com/office/drawing/2015/10/21/chartex" xmlns:cx3="http://schemas.microsoft.com/office/drawing/2016/5/9/chartex" xmlns:cx4="http://schemas.microsoft.com/office/drawing/2016/5/10/chartex" xmlns:cx5="http://schemas.microsoft.com/office/drawing/2016/5/11/chartex" xmlns:cx6="http://schemas.microsoft.com/office/drawing/2016/5/12/chartex" xmlns:cx7="http://schemas.microsoft.com/office/drawing/2016/5/13/chartex" xmlns:cx8="http://schemas.microsoft.com/office/drawing/2016/5/14/chartex" xmlns:mc="http://schemas.openxmlformats.org/markup-compatibility/2006" xmlns:aink="http://schemas.microsoft.com/office/drawing/2016/ink" xmlns:am3d="http://schemas.microsoft.com/office/drawing/2017/model3d" xmlns:o="urn:schemas-microsoft-com:office:office" xmlns:oel="http://schemas.microsoft.com/office/2019/extlst" xmlns:r="http://schemas.openxmlformats.org/officeDocument/2006/relationships" xmlns:m="http://schemas.openxmlformats.org/officeDocument/2006/math" xmlns:v="urn:schemas-microsoft-com:vml" xmlns:wp14="http://schemas.microsoft.com/office/word/2010/wordprocessingDrawing" xmlns:wp="http://schemas.openxmlformats.org/drawingml/2006/wordprocessingDrawing" xmlns:w10="urn:schemas-microsoft-com:office:word" xmlns:w="http://schemas.openxmlformats.org/wordprocessingml/2006/main" xmlns:w14="http://schemas.microsoft.com/office/word/2010/wordml" xmlns:w15="http://schemas.microsoft.com/office/word/2012/wordml" xmlns:w16cex="http://schemas.microsoft.com/office/word/2018/wordml/cex" xmlns:w16cid="http://schemas.microsoft.com/office/word/2016/wordml/cid" xmlns:w16="http://schemas.microsoft.com/office/word/2018/wordml" xmlns:w16du="http://schemas.microsoft.com/office/word/2023/wordml/word16du" xmlns:w16sdtdh="http://schemas.microsoft.com/office/word/2020/wordml/sdtdatahash" xmlns:w16sdtfl="http://schemas.microsoft.com/office/word/2024/wordml/sdtformatlock" xmlns:w16se="http://schemas.microsoft.com/office/word/2015/wordml/symex" xmlns:wpg="http://schemas.microsoft.com/office/word/2010/wordprocessingGroup" xmlns:wpi="http://schemas.microsoft.com/office/word/2010/wordprocessingInk" xmlns:wne="http://schemas.microsoft.com/office/word/2006/wordml" xmlns:wps="http://schemas.microsoft.com/office/word/2010/wordprocessingShape" mc:Ignorable="w14 w15 w16se w16cid w16 w16cex w16sdtdh w16sdtfl w16du wp14">
   <w:p>
     <w:pPr>
       <w:pStyle w:val="BodyText"/>
@@ -7899,31 +6652,7 @@
                             <w:rPr>
                               <w:sz w:val="23"/>
                             </w:rPr>
-                            <w:t>Xác nh</w:t>
-                          </w:r>
-                          <w:r>
-                            <w:rPr>
-                              <w:sz w:val="23"/>
-                            </w:rPr>
-                            <w:t>ậ</w:t>
-                          </w:r>
-                          <w:r>
-                            <w:rPr>
-                              <w:sz w:val="23"/>
-                            </w:rPr>
-                            <w:t>n đ</w:t>
-                          </w:r>
-                          <w:r>
-                            <w:rPr>
-                              <w:sz w:val="23"/>
-                            </w:rPr>
-                            <w:t>ặ</w:t>
-                          </w:r>
-                          <w:r>
-                            <w:rPr>
-                              <w:sz w:val="23"/>
-                            </w:rPr>
-                            <w:t>t phòng</w:t>
+                            <w:t>Xác nhận đặt phòng</w:t>
                           </w:r>
                           <w:r>
                             <w:rPr>
@@ -7949,13 +6678,7 @@
                             <w:rPr>
                               <w:sz w:val="13"/>
                             </w:rPr>
-                            <w:t>S</w:t>
-                          </w:r>
-                          <w:r>
-                            <w:rPr>
-                              <w:sz w:val="13"/>
-                            </w:rPr>
-                            <w:t>Ố</w:t>
+                            <w:t>SỐ</w:t>
                           </w:r>
                           <w:r>
                             <w:rPr>
@@ -7981,19 +6704,7 @@
                             <w:rPr>
                               <w:sz w:val="13"/>
                             </w:rPr>
-                            <w:t>NH</w:t>
-                          </w:r>
-                          <w:r>
-                            <w:rPr>
-                              <w:sz w:val="13"/>
-                            </w:rPr>
-                            <w:t>Ậ</w:t>
-                          </w:r>
-                          <w:r>
-                            <w:rPr>
-                              <w:sz w:val="13"/>
-                            </w:rPr>
-                            <w:t>N:</w:t>
+                            <w:t>NHẬN:</w:t>
                           </w:r>
                           <w:r>
                             <w:rPr>
@@ -8009,7 +6720,26 @@
                               <w:color w:val="0894FF"/>
                               <w:sz w:val="18"/>
                             </w:rPr>
-                            <w:t xml:space="preserve">3025.232.978 </w:t>
+                            <w:t>3025.232.</w:t>
+                          </w:r>
+                          <w:r>
+                            <w:rPr>
+                              <w:rFonts w:ascii="Arial" w:hAnsi="Arial"/>
+                              <w:b/>
+                              <w:color w:val="0894FF"/>
+                              <w:sz w:val="18"/>
+                              <w:lang w:val="en-US"/>
+                            </w:rPr>
+                            <w:t>{{three_submit_number}}</w:t>
+                          </w:r>
+                          <w:r>
+                            <w:rPr>
+                              <w:rFonts w:ascii="Arial" w:hAnsi="Arial"/>
+                              <w:b/>
+                              <w:color w:val="0894FF"/>
+                              <w:sz w:val="18"/>
+                            </w:rPr>
+                            <w:t xml:space="preserve"> </w:t>
                           </w:r>
                           <w:r>
                             <w:rPr>
@@ -8044,7 +6774,7 @@
               <v:stroke joinstyle="miter"/>
               <v:path gradientshapeok="t" o:connecttype="rect"/>
             </v:shapetype>
-            <v:shape id="Textbox 17" o:spid="_x0000_s1026" type="#_x0000_t202" style="position:absolute;margin-left:430.2pt;margin-top:18.1pt;width:116.7pt;height:38.2pt;z-index:-15934464;visibility:visible;mso-wrap-style:square;mso-wrap-distance-left:0;mso-wrap-distance-top:0;mso-wrap-distance-right:0;mso-wrap-distance-bottom:0;mso-position-horizontal:absolute;mso-position-horizontal-relative:page;mso-position-vertical:absolute;mso-position-vertical-relative:page;v-text-anchor:top" o:gfxdata="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" filled="f" stroked="f">
+            <v:shape id="Textbox 17" o:spid="_x0000_s1026" type="#_x0000_t202" style="position:absolute;margin-left:430.2pt;margin-top:18.1pt;width:116.7pt;height:38.2pt;z-index:-15934464;visibility:visible;mso-wrap-style:square;mso-wrap-distance-left:0;mso-wrap-distance-top:0;mso-wrap-distance-right:0;mso-wrap-distance-bottom:0;mso-position-horizontal:absolute;mso-position-horizontal-relative:page;mso-position-vertical:absolute;mso-position-vertical-relative:page;v-text-anchor:top" o:gfxdata="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" filled="f" stroked="f">
               <v:textbox inset="0,0,0,0">
                 <w:txbxContent>
                   <w:p>
@@ -8061,31 +6791,7 @@
                       <w:rPr>
                         <w:sz w:val="23"/>
                       </w:rPr>
-                      <w:t>Xác nh</w:t>
-                    </w:r>
-                    <w:r>
-                      <w:rPr>
-                        <w:sz w:val="23"/>
-                      </w:rPr>
-                      <w:t>ậ</w:t>
-                    </w:r>
-                    <w:r>
-                      <w:rPr>
-                        <w:sz w:val="23"/>
-                      </w:rPr>
-                      <w:t>n đ</w:t>
-                    </w:r>
-                    <w:r>
-                      <w:rPr>
-                        <w:sz w:val="23"/>
-                      </w:rPr>
-                      <w:t>ặ</w:t>
-                    </w:r>
-                    <w:r>
-                      <w:rPr>
-                        <w:sz w:val="23"/>
-                      </w:rPr>
-                      <w:t>t phòng</w:t>
+                      <w:t>Xác nhận đặt phòng</w:t>
                     </w:r>
                     <w:r>
                       <w:rPr>
@@ -8111,13 +6817,7 @@
                       <w:rPr>
                         <w:sz w:val="13"/>
                       </w:rPr>
-                      <w:t>S</w:t>
-                    </w:r>
-                    <w:r>
-                      <w:rPr>
-                        <w:sz w:val="13"/>
-                      </w:rPr>
-                      <w:t>Ố</w:t>
+                      <w:t>SỐ</w:t>
                     </w:r>
                     <w:r>
                       <w:rPr>
@@ -8143,19 +6843,7 @@
                       <w:rPr>
                         <w:sz w:val="13"/>
                       </w:rPr>
-                      <w:t>NH</w:t>
-                    </w:r>
-                    <w:r>
-                      <w:rPr>
-                        <w:sz w:val="13"/>
-                      </w:rPr>
-                      <w:t>Ậ</w:t>
-                    </w:r>
-                    <w:r>
-                      <w:rPr>
-                        <w:sz w:val="13"/>
-                      </w:rPr>
-                      <w:t>N:</w:t>
+                      <w:t>NHẬN:</w:t>
                     </w:r>
                     <w:r>
                       <w:rPr>
@@ -8171,7 +6859,26 @@
                         <w:color w:val="0894FF"/>
                         <w:sz w:val="18"/>
                       </w:rPr>
-                      <w:t xml:space="preserve">3025.232.978 </w:t>
+                      <w:t>3025.232.</w:t>
+                    </w:r>
+                    <w:r>
+                      <w:rPr>
+                        <w:rFonts w:ascii="Arial" w:hAnsi="Arial"/>
+                        <w:b/>
+                        <w:color w:val="0894FF"/>
+                        <w:sz w:val="18"/>
+                        <w:lang w:val="en-US"/>
+                      </w:rPr>
+                      <w:t>{{three_submit_number}}</w:t>
+                    </w:r>
+                    <w:r>
+                      <w:rPr>
+                        <w:rFonts w:ascii="Arial" w:hAnsi="Arial"/>
+                        <w:b/>
+                        <w:color w:val="0894FF"/>
+                        <w:sz w:val="18"/>
+                      </w:rPr>
+                      <w:t xml:space="preserve"> </w:t>
                     </w:r>
                     <w:r>
                       <w:rPr>
@@ -8201,8 +6908,18 @@
 </w:hdr>
 </file>
 
-<file path=word/header2.xml><?xml version="1.0" encoding="utf-8"?>
-<w:hdr xmlns:wpc="http://schemas.microsoft.com/office/word/2010/wordprocessingCanvas" xmlns:cx="http://schemas.microsoft.com/office/drawing/2014/chartex" xmlns:cx1="http://schemas.microsoft.com/office/drawing/2015/9/8/chartex" xmlns:cx2="http://schemas.microsoft.com/office/drawing/2015/10/21/chartex" xmlns:cx3="http://schemas.microsoft.com/office/drawing/2016/5/9/chartex" xmlns:cx4="http://schemas.microsoft.com/office/drawing/2016/5/10/chartex" xmlns:cx5="http://schemas.microsoft.com/office/drawing/2016/5/11/chartex" xmlns:cx6="http://schemas.microsoft.com/office/drawing/2016/5/12/chartex" xmlns:cx7="http://schemas.microsoft.com/office/drawing/2016/5/13/chartex" xmlns:cx8="http://schemas.microsoft.com/office/drawing/2016/5/14/chartex" xmlns:mc="http://schemas.openxmlformats.org/markup-compatibility/2006" xmlns:aink="http://schemas.microsoft.com/office/drawing/2016/ink" xmlns:am3d="http://schemas.microsoft.com/office/drawing/2017/model3d" xmlns:o="urn:schemas-microsoft-com:office:office" xmlns:r="http://schemas.openxmlformats.org/officeDocument/2006/relationships" xmlns:m="http://schemas.openxmlformats.org/officeDocument/2006/math" xmlns:v="urn:schemas-microsoft-com:vml" xmlns:wp14="http://schemas.microsoft.com/office/word/2010/wordprocessingDrawing" xmlns:wp="http://schemas.openxmlformats.org/drawingml/2006/wordprocessingDrawing" xmlns:w10="urn:schemas-microsoft-com:office:word" xmlns:w="http://schemas.openxmlformats.org/wordprocessingml/2006/main" xmlns:w14="http://schemas.microsoft.com/office/word/2010/wordml" xmlns:w15="http://schemas.microsoft.com/office/word/2012/wordml" xmlns:w16cex="http://schemas.microsoft.com/office/word/2018/wordml/cex" xmlns:w16cid="http://schemas.microsoft.com/office/word/2016/wordml/cid" xmlns:w16="http://schemas.microsoft.com/office/word/2018/wordml" xmlns:w16sdtdh="http://schemas.microsoft.com/office/word/2020/wordml/sdtdatahash" xmlns:w16se="http://schemas.microsoft.com/office/word/2015/wordml/symex" xmlns:wpg="http://schemas.microsoft.com/office/word/2010/wordprocessingGroup" xmlns:wpi="http://schemas.microsoft.com/office/word/2010/wordprocessingInk" xmlns:wne="http://schemas.microsoft.com/office/word/2006/wordml" xmlns:wps="http://schemas.microsoft.com/office/word/2010/wordprocessingShape" mc:Ignorable="w14 w15 w16se w16cid w16 w16cex w16sdtdh wp14">
+<file path=word/header3.xml><?xml version="1.0" encoding="utf-8"?>
+<w:hdr xmlns:wpc="http://schemas.microsoft.com/office/word/2010/wordprocessingCanvas" xmlns:cx="http://schemas.microsoft.com/office/drawing/2014/chartex" xmlns:cx1="http://schemas.microsoft.com/office/drawing/2015/9/8/chartex" xmlns:cx2="http://schemas.microsoft.com/office/drawing/2015/10/21/chartex" xmlns:cx3="http://schemas.microsoft.com/office/drawing/2016/5/9/chartex" xmlns:cx4="http://schemas.microsoft.com/office/drawing/2016/5/10/chartex" xmlns:cx5="http://schemas.microsoft.com/office/drawing/2016/5/11/chartex" xmlns:cx6="http://schemas.microsoft.com/office/drawing/2016/5/12/chartex" xmlns:cx7="http://schemas.microsoft.com/office/drawing/2016/5/13/chartex" xmlns:cx8="http://schemas.microsoft.com/office/drawing/2016/5/14/chartex" xmlns:mc="http://schemas.openxmlformats.org/markup-compatibility/2006" xmlns:aink="http://schemas.microsoft.com/office/drawing/2016/ink" xmlns:am3d="http://schemas.microsoft.com/office/drawing/2017/model3d" xmlns:o="urn:schemas-microsoft-com:office:office" xmlns:oel="http://schemas.microsoft.com/office/2019/extlst" xmlns:r="http://schemas.openxmlformats.org/officeDocument/2006/relationships" xmlns:m="http://schemas.openxmlformats.org/officeDocument/2006/math" xmlns:v="urn:schemas-microsoft-com:vml" xmlns:wp14="http://schemas.microsoft.com/office/word/2010/wordprocessingDrawing" xmlns:wp="http://schemas.openxmlformats.org/drawingml/2006/wordprocessingDrawing" xmlns:w10="urn:schemas-microsoft-com:office:word" xmlns:w="http://schemas.openxmlformats.org/wordprocessingml/2006/main" xmlns:w14="http://schemas.microsoft.com/office/word/2010/wordml" xmlns:w15="http://schemas.microsoft.com/office/word/2012/wordml" xmlns:w16cex="http://schemas.microsoft.com/office/word/2018/wordml/cex" xmlns:w16cid="http://schemas.microsoft.com/office/word/2016/wordml/cid" xmlns:w16="http://schemas.microsoft.com/office/word/2018/wordml" xmlns:w16du="http://schemas.microsoft.com/office/word/2023/wordml/word16du" xmlns:w16sdtdh="http://schemas.microsoft.com/office/word/2020/wordml/sdtdatahash" xmlns:w16sdtfl="http://schemas.microsoft.com/office/word/2024/wordml/sdtformatlock" xmlns:w16se="http://schemas.microsoft.com/office/word/2015/wordml/symex" xmlns:wpg="http://schemas.microsoft.com/office/word/2010/wordprocessingGroup" xmlns:wpi="http://schemas.microsoft.com/office/word/2010/wordprocessingInk" xmlns:wne="http://schemas.microsoft.com/office/word/2006/wordml" xmlns:wps="http://schemas.microsoft.com/office/word/2010/wordprocessingShape" mc:Ignorable="w14 w15 w16se w16cid w16 w16cex w16sdtdh w16sdtfl w16du wp14">
+  <w:p>
+    <w:pPr>
+      <w:pStyle w:val="Header"/>
+    </w:pPr>
+  </w:p>
+</w:hdr>
+</file>
+
+<file path=word/header4.xml><?xml version="1.0" encoding="utf-8"?>
+<w:hdr xmlns:wpc="http://schemas.microsoft.com/office/word/2010/wordprocessingCanvas" xmlns:cx="http://schemas.microsoft.com/office/drawing/2014/chartex" xmlns:cx1="http://schemas.microsoft.com/office/drawing/2015/9/8/chartex" xmlns:cx2="http://schemas.microsoft.com/office/drawing/2015/10/21/chartex" xmlns:cx3="http://schemas.microsoft.com/office/drawing/2016/5/9/chartex" xmlns:cx4="http://schemas.microsoft.com/office/drawing/2016/5/10/chartex" xmlns:cx5="http://schemas.microsoft.com/office/drawing/2016/5/11/chartex" xmlns:cx6="http://schemas.microsoft.com/office/drawing/2016/5/12/chartex" xmlns:cx7="http://schemas.microsoft.com/office/drawing/2016/5/13/chartex" xmlns:cx8="http://schemas.microsoft.com/office/drawing/2016/5/14/chartex" xmlns:mc="http://schemas.openxmlformats.org/markup-compatibility/2006" xmlns:aink="http://schemas.microsoft.com/office/drawing/2016/ink" xmlns:am3d="http://schemas.microsoft.com/office/drawing/2017/model3d" xmlns:o="urn:schemas-microsoft-com:office:office" xmlns:oel="http://schemas.microsoft.com/office/2019/extlst" xmlns:r="http://schemas.openxmlformats.org/officeDocument/2006/relationships" xmlns:m="http://schemas.openxmlformats.org/officeDocument/2006/math" xmlns:v="urn:schemas-microsoft-com:vml" xmlns:wp14="http://schemas.microsoft.com/office/word/2010/wordprocessingDrawing" xmlns:wp="http://schemas.openxmlformats.org/drawingml/2006/wordprocessingDrawing" xmlns:w10="urn:schemas-microsoft-com:office:word" xmlns:w="http://schemas.openxmlformats.org/wordprocessingml/2006/main" xmlns:w14="http://schemas.microsoft.com/office/word/2010/wordml" xmlns:w15="http://schemas.microsoft.com/office/word/2012/wordml" xmlns:w16cex="http://schemas.microsoft.com/office/word/2018/wordml/cex" xmlns:w16cid="http://schemas.microsoft.com/office/word/2016/wordml/cid" xmlns:w16="http://schemas.microsoft.com/office/word/2018/wordml" xmlns:w16du="http://schemas.microsoft.com/office/word/2023/wordml/word16du" xmlns:w16sdtdh="http://schemas.microsoft.com/office/word/2020/wordml/sdtdatahash" xmlns:w16sdtfl="http://schemas.microsoft.com/office/word/2024/wordml/sdtformatlock" xmlns:w16se="http://schemas.microsoft.com/office/word/2015/wordml/symex" xmlns:wpg="http://schemas.microsoft.com/office/word/2010/wordprocessingGroup" xmlns:wpi="http://schemas.microsoft.com/office/word/2010/wordprocessingInk" xmlns:wne="http://schemas.microsoft.com/office/word/2006/wordml" xmlns:wps="http://schemas.microsoft.com/office/word/2010/wordprocessingShape" mc:Ignorable="w14 w15 w16se w16cid w16 w16cex w16sdtdh w16sdtfl w16du wp14">
   <w:p>
     <w:pPr>
       <w:pStyle w:val="BodyText"/>
@@ -8216,7 +6933,7 @@
 </file>
 
 <file path=word/styles.xml><?xml version="1.0" encoding="utf-8"?>
-<w:styles xmlns:mc="http://schemas.openxmlformats.org/markup-compatibility/2006" xmlns:r="http://schemas.openxmlformats.org/officeDocument/2006/relationships" xmlns:w="http://schemas.openxmlformats.org/wordprocessingml/2006/main" xmlns:w14="http://schemas.microsoft.com/office/word/2010/wordml" xmlns:w15="http://schemas.microsoft.com/office/word/2012/wordml" xmlns:w16cex="http://schemas.microsoft.com/office/word/2018/wordml/cex" xmlns:w16cid="http://schemas.microsoft.com/office/word/2016/wordml/cid" xmlns:w16="http://schemas.microsoft.com/office/word/2018/wordml" xmlns:w16sdtdh="http://schemas.microsoft.com/office/word/2020/wordml/sdtdatahash" xmlns:w16se="http://schemas.microsoft.com/office/word/2015/wordml/symex" mc:Ignorable="w14 w15 w16se w16cid w16 w16cex w16sdtdh">
+<w:styles xmlns:mc="http://schemas.openxmlformats.org/markup-compatibility/2006" xmlns:r="http://schemas.openxmlformats.org/officeDocument/2006/relationships" xmlns:w="http://schemas.openxmlformats.org/wordprocessingml/2006/main" xmlns:w14="http://schemas.microsoft.com/office/word/2010/wordml" xmlns:w15="http://schemas.microsoft.com/office/word/2012/wordml" xmlns:w16cex="http://schemas.microsoft.com/office/word/2018/wordml/cex" xmlns:w16cid="http://schemas.microsoft.com/office/word/2016/wordml/cid" xmlns:w16="http://schemas.microsoft.com/office/word/2018/wordml" xmlns:w16du="http://schemas.microsoft.com/office/word/2023/wordml/word16du" xmlns:w16sdtdh="http://schemas.microsoft.com/office/word/2020/wordml/sdtdatahash" xmlns:w16sdtfl="http://schemas.microsoft.com/office/word/2024/wordml/sdtformatlock" xmlns:w16se="http://schemas.microsoft.com/office/word/2015/wordml/symex" mc:Ignorable="w14 w15 w16se w16cid w16 w16cex w16sdtdh w16sdtfl w16du">
   <w:docDefaults>
     <w:rPrDefault>
       <w:rPr>
